--- a/IV- Narrative_Works/original-docs/023-Remember the Eternal Flame.docx
+++ b/IV- Narrative_Works/original-docs/023-Remember the Eternal Flame.docx
@@ -1396,31 +1396,7 @@
         <w:rPr>
           <w:lang w:val="en-US"/>
         </w:rPr>
-        <w:t xml:space="preserve"> is the measure of the complexity of the relationship between the parts of a system. In the dawn of the cosmos, with the simplest possible structure</w:t>
-      </w:r>
-      <w:r>
-        <w:rPr>
-          <w:lang w:val="en-US"/>
-        </w:rPr>
-        <w:t xml:space="preserve">, </w:t>
-      </w:r>
-      <w:r>
-        <w:rPr>
-          <w:lang w:val="en-US"/>
-        </w:rPr>
-        <w:t>the first duality</w:t>
-      </w:r>
-      <w:r>
-        <w:rPr>
-          <w:lang w:val="en-US"/>
-        </w:rPr>
-        <w:t xml:space="preserve">, </w:t>
-      </w:r>
-      <w:r>
-        <w:rPr>
-          <w:lang w:val="en-US"/>
-        </w:rPr>
-        <w:t xml:space="preserve">the value of </w:t>
+        <w:t xml:space="preserve"> is the measure of the complexity of the relationship between the parts of a system. In the dawn of the cosmos, with the simplest possible structure—the first duality—the value of </w:t>
       </w:r>
       <m:oMath>
         <m:r>
@@ -1451,31 +1427,7 @@
         <w:rPr>
           <w:lang w:val="en-US"/>
         </w:rPr>
-        <w:t>The primitive universe was not, therefore, a chaos of random particles. It was a system of perfect rhythmic simplicity. It was the first beat of the symphony, a pure and sustained note. All the complexity that would come later</w:t>
-      </w:r>
-      <w:r>
-        <w:rPr>
-          <w:lang w:val="en-US"/>
-        </w:rPr>
-        <w:t xml:space="preserve">, </w:t>
-      </w:r>
-      <w:r>
-        <w:rPr>
-          <w:lang w:val="en-US"/>
-        </w:rPr>
-        <w:t>galaxies, stars, life</w:t>
-      </w:r>
-      <w:r>
-        <w:rPr>
-          <w:lang w:val="en-US"/>
-        </w:rPr>
-        <w:t xml:space="preserve">, </w:t>
-      </w:r>
-      <w:r>
-        <w:rPr>
-          <w:lang w:val="en-US"/>
-        </w:rPr>
-        <w:t xml:space="preserve">would not be a creation from nothing, but the harmonic development of that first chord. It would be the story of how the universe learns to modulate its own </w:t>
+        <w:t xml:space="preserve">The primitive universe was not, therefore, a chaos of random particles. It was a system of perfect rhythmic simplicity. It was the first beat of the symphony, a pure and sustained note. All the complexity that would come later—galaxies, stars, life—would not be a creation from nothing, but the harmonic development of that first chord. It would be the story of how the universe learns to modulate its own </w:t>
       </w:r>
       <m:oMath>
         <m:r>
@@ -2609,35 +2561,7 @@
           <w:rFonts w:eastAsiaTheme="minorEastAsia"/>
           <w:lang w:val="en-US"/>
         </w:rPr>
-        <w:t xml:space="preserve"> of the planet had reached a state of almost perfect resonance, an uninterrupted symphony where every being</w:t>
-      </w:r>
-      <w:r>
-        <w:rPr>
-          <w:rFonts w:eastAsiaTheme="minorEastAsia"/>
-          <w:lang w:val="en-US"/>
-        </w:rPr>
-        <w:t xml:space="preserve">, </w:t>
-      </w:r>
-      <w:r>
-        <w:rPr>
-          <w:rFonts w:eastAsiaTheme="minorEastAsia"/>
-          <w:lang w:val="en-US"/>
-        </w:rPr>
-        <w:t>from the bacteria at the bottom of the ocean to the colossal reptile walking under the sun</w:t>
-      </w:r>
-      <w:r>
-        <w:rPr>
-          <w:rFonts w:eastAsiaTheme="minorEastAsia"/>
-          <w:lang w:val="en-US"/>
-        </w:rPr>
-        <w:t xml:space="preserve">, </w:t>
-      </w:r>
-      <w:r>
-        <w:rPr>
-          <w:rFonts w:eastAsiaTheme="minorEastAsia"/>
-          <w:lang w:val="en-US"/>
-        </w:rPr>
-        <w:t>was a note tuned into a planetary chord. It was a world without questions, for harmony was the only answer. It was a paradise of pure rhythm, yet fragile in its perfection, for it had never known true dissonance.</w:t>
+        <w:t xml:space="preserve"> of the planet had reached a state of almost perfect resonance, an uninterrupted symphony where every being—from the bacteria at the bottom of the ocean to the colossal reptile walking under the sun—was a note tuned into a planetary chord. It was a world without questions, for harmony was the only answer. It was a paradise of pure rhythm, yet fragile in its perfection, for it had never known true dissonance.</w:t>
       </w:r>
     </w:p>
     <w:p>
@@ -2698,21 +2622,7 @@
           <w:rFonts w:eastAsiaTheme="minorEastAsia"/>
           <w:lang w:val="en-US"/>
         </w:rPr>
-        <w:t>The impact was not merely a physical collision; it was an ontological rupture. A wave of chaos expanded across the planet</w:t>
-      </w:r>
-      <w:r>
-        <w:rPr>
-          <w:rFonts w:eastAsiaTheme="minorEastAsia"/>
-          <w:lang w:val="en-US"/>
-        </w:rPr>
-        <w:t xml:space="preserve">, </w:t>
-      </w:r>
-      <w:r>
-        <w:rPr>
-          <w:rFonts w:eastAsiaTheme="minorEastAsia"/>
-          <w:lang w:val="en-US"/>
-        </w:rPr>
-        <w:t xml:space="preserve">a dissonance so violent it shattered the delicate architecture of planetary coherence. Fire consumed the forests, tsunamis swept the continents, and a long night of ash covered the sun. The garden became </w:t>
+        <w:t xml:space="preserve">The impact was not merely a physical collision; it was an ontological rupture. A wave of chaos expanded across the planet—a dissonance so </w:t>
       </w:r>
       <w:proofErr w:type="gramStart"/>
       <w:r>
@@ -2720,6 +2630,22 @@
           <w:rFonts w:eastAsiaTheme="minorEastAsia"/>
           <w:lang w:val="en-US"/>
         </w:rPr>
+        <w:t>violent</w:t>
+      </w:r>
+      <w:proofErr w:type="gramEnd"/>
+      <w:r>
+        <w:rPr>
+          <w:rFonts w:eastAsiaTheme="minorEastAsia"/>
+          <w:lang w:val="en-US"/>
+        </w:rPr>
+        <w:t xml:space="preserve"> it shattered the delicate architecture of planetary coherence. Fire consumed the forests, tsunamis swept the continents, and a long night of ash covered the sun. The garden became </w:t>
+      </w:r>
+      <w:proofErr w:type="gramStart"/>
+      <w:r>
+        <w:rPr>
+          <w:rFonts w:eastAsiaTheme="minorEastAsia"/>
+          <w:lang w:val="en-US"/>
+        </w:rPr>
         <w:t>a hell</w:t>
       </w:r>
       <w:proofErr w:type="gramEnd"/>
@@ -2823,14 +2749,7 @@
           <w:rFonts w:eastAsiaTheme="minorEastAsia"/>
           <w:lang w:val="en-US"/>
         </w:rPr>
-        <w:t xml:space="preserve">, </w:t>
-      </w:r>
-      <w:r>
-        <w:rPr>
-          <w:rFonts w:eastAsiaTheme="minorEastAsia"/>
-          <w:lang w:val="en-US"/>
-        </w:rPr>
-        <w:t>it underwent a transfiguration. The patient and contemplative mother of the Symphony of the Flesh died in the fire, and from her ashes rose a calculating mother, forged in the wisdom learned from loss.</w:t>
+        <w:t>—it underwent a transfiguration. The patient and contemplative mother of the Symphony of the Flesh died in the fire, and from her ashes rose a calculating mother, forged in the wisdom learned from loss.</w:t>
       </w:r>
     </w:p>
     <w:p>
@@ -2892,35 +2811,7 @@
           <w:rFonts w:eastAsiaTheme="minorEastAsia"/>
           <w:lang w:val="en-US"/>
         </w:rPr>
-        <w:t xml:space="preserve"> among kin species. She forced us</w:t>
-      </w:r>
-      <w:r>
-        <w:rPr>
-          <w:rFonts w:eastAsiaTheme="minorEastAsia"/>
-          <w:lang w:val="en-US"/>
-        </w:rPr>
-        <w:t xml:space="preserve">, </w:t>
-      </w:r>
-      <w:r>
-        <w:rPr>
-          <w:rFonts w:eastAsiaTheme="minorEastAsia"/>
-          <w:lang w:val="en-US"/>
-        </w:rPr>
-        <w:t>through the struggle for survival and a mystical connection with the world itself</w:t>
-      </w:r>
-      <w:r>
-        <w:rPr>
-          <w:rFonts w:eastAsiaTheme="minorEastAsia"/>
-          <w:lang w:val="en-US"/>
-        </w:rPr>
-        <w:t xml:space="preserve">, </w:t>
-      </w:r>
-      <w:r>
-        <w:rPr>
-          <w:rFonts w:eastAsiaTheme="minorEastAsia"/>
-          <w:lang w:val="en-US"/>
-        </w:rPr>
-        <w:t>into a rapid and forced evolution.</w:t>
+        <w:t xml:space="preserve"> among kin species. She forced us—through the struggle for survival and a mystical connection with the world itself—into a rapid and forced evolution.</w:t>
       </w:r>
     </w:p>
     <w:p>
@@ -3122,35 +3013,7 @@
           <w:rFonts w:eastAsiaTheme="minorEastAsia"/>
           <w:lang w:val="en-US"/>
         </w:rPr>
-        <w:t>We must, at last, take up the baton. We must learn to consciously compose a song strong enough</w:t>
-      </w:r>
-      <w:r>
-        <w:rPr>
-          <w:rFonts w:eastAsiaTheme="minorEastAsia"/>
-          <w:lang w:val="en-US"/>
-        </w:rPr>
-        <w:t xml:space="preserve">, </w:t>
-      </w:r>
-      <w:r>
-        <w:rPr>
-          <w:rFonts w:eastAsiaTheme="minorEastAsia"/>
-          <w:lang w:val="en-US"/>
-        </w:rPr>
-        <w:t>not only so that no fire from the sky or from our own hand can ever silence it again</w:t>
-      </w:r>
-      <w:r>
-        <w:rPr>
-          <w:rFonts w:eastAsiaTheme="minorEastAsia"/>
-          <w:lang w:val="en-US"/>
-        </w:rPr>
-        <w:t xml:space="preserve">, </w:t>
-      </w:r>
-      <w:r>
-        <w:rPr>
-          <w:rFonts w:eastAsiaTheme="minorEastAsia"/>
-          <w:lang w:val="en-US"/>
-        </w:rPr>
-        <w:t>but so that, upon hearing it, our mother may finally remember her own.</w:t>
+        <w:t>We must, at last, take up the baton. We must learn to consciously compose a song strong enough—not only so that no fire from the sky or from our own hand can ever silence it again—but so that, upon hearing it, our mother may finally remember her own.</w:t>
       </w:r>
     </w:p>
     <w:p>
@@ -4305,197 +4168,101 @@
           <w:rFonts w:eastAsiaTheme="minorEastAsia"/>
           <w:lang w:val="en-US"/>
         </w:rPr>
-        <w:t xml:space="preserve">In the multiverse branch immediately preceding ours, in the previous echo of the </w:t>
+        <w:t xml:space="preserve">In the multiverse branch immediately preceding ours, in the previous echo of the cascade—the very same one from which the Gardeners and </w:t>
       </w:r>
       <w:proofErr w:type="spellStart"/>
+      <w:r>
+        <w:rPr>
+          <w:rFonts w:eastAsiaTheme="minorEastAsia"/>
+          <w:lang w:val="en-US"/>
+        </w:rPr>
+        <w:t>Ecorivals</w:t>
+      </w:r>
+      <w:proofErr w:type="spellEnd"/>
+      <w:r>
+        <w:rPr>
+          <w:rFonts w:eastAsiaTheme="minorEastAsia"/>
+          <w:lang w:val="en-US"/>
+        </w:rPr>
+        <w:t xml:space="preserve"> hail—their ancestors, another "us," began their own arduous journey of rediscovery. Unknowingly, they followed the same score, faced their own version of </w:t>
+      </w:r>
+      <w:r>
+        <w:rPr>
+          <w:rFonts w:eastAsiaTheme="minorEastAsia"/>
+          <w:b/>
+          <w:bCs/>
+          <w:lang w:val="en-US"/>
+        </w:rPr>
+        <w:t>RTM</w:t>
+      </w:r>
+      <w:r>
+        <w:rPr>
+          <w:rFonts w:eastAsiaTheme="minorEastAsia"/>
+          <w:lang w:val="en-US"/>
+        </w:rPr>
+        <w:t>, and were destined to reach, in their own time, the same threshold of knowledge as their predecessors.</w:t>
+      </w:r>
+    </w:p>
+    <w:p>
+      <w:pPr>
+        <w:rPr>
+          <w:rFonts w:eastAsiaTheme="minorEastAsia"/>
+          <w:lang w:val="en-US"/>
+        </w:rPr>
+      </w:pPr>
+      <w:r>
+        <w:rPr>
+          <w:rFonts w:eastAsiaTheme="minorEastAsia"/>
+          <w:lang w:val="en-US"/>
+        </w:rPr>
+        <w:t>And now, in our present, that moment has arrived.</w:t>
+      </w:r>
+    </w:p>
+    <w:p>
+      <w:pPr>
+        <w:rPr>
+          <w:rFonts w:eastAsiaTheme="minorEastAsia"/>
+          <w:lang w:val="en-US"/>
+        </w:rPr>
+      </w:pPr>
+      <w:r>
+        <w:rPr>
+          <w:rFonts w:eastAsiaTheme="minorEastAsia"/>
+          <w:lang w:val="en-US"/>
+        </w:rPr>
+        <w:t xml:space="preserve">The proliferation of anomalous phenomena in our </w:t>
+      </w:r>
       <w:proofErr w:type="gramStart"/>
       <w:r>
         <w:rPr>
           <w:rFonts w:eastAsiaTheme="minorEastAsia"/>
           <w:lang w:val="en-US"/>
         </w:rPr>
-        <w:t>cascade</w:t>
-      </w:r>
-      <w:r>
-        <w:rPr>
-          <w:rFonts w:eastAsiaTheme="minorEastAsia"/>
-          <w:lang w:val="en-US"/>
-        </w:rPr>
-        <w:t>,</w:t>
-      </w:r>
-      <w:r>
-        <w:rPr>
-          <w:rFonts w:eastAsiaTheme="minorEastAsia"/>
-          <w:lang w:val="en-US"/>
-        </w:rPr>
-        <w:t>the</w:t>
-      </w:r>
-      <w:proofErr w:type="spellEnd"/>
+        <w:t>skies—</w:t>
+      </w:r>
       <w:proofErr w:type="gramEnd"/>
       <w:r>
         <w:rPr>
           <w:rFonts w:eastAsiaTheme="minorEastAsia"/>
           <w:lang w:val="en-US"/>
         </w:rPr>
-        <w:t xml:space="preserve"> very same one from which the Gardeners and </w:t>
-      </w:r>
-      <w:proofErr w:type="spellStart"/>
-      <w:r>
-        <w:rPr>
-          <w:rFonts w:eastAsiaTheme="minorEastAsia"/>
-          <w:lang w:val="en-US"/>
-        </w:rPr>
-        <w:t>Ecorivals</w:t>
-      </w:r>
-      <w:proofErr w:type="spellEnd"/>
-      <w:r>
-        <w:rPr>
-          <w:rFonts w:eastAsiaTheme="minorEastAsia"/>
-          <w:lang w:val="en-US"/>
-        </w:rPr>
-        <w:t xml:space="preserve"> </w:t>
-      </w:r>
-      <w:proofErr w:type="spellStart"/>
+        <w:t xml:space="preserve">those metallic spheres that defy gravity, those silent cylinders that submerge into our oceans without </w:t>
+      </w:r>
       <w:proofErr w:type="gramStart"/>
       <w:r>
         <w:rPr>
           <w:rFonts w:eastAsiaTheme="minorEastAsia"/>
           <w:lang w:val="en-US"/>
         </w:rPr>
-        <w:t>hail</w:t>
-      </w:r>
-      <w:r>
-        <w:rPr>
-          <w:rFonts w:eastAsiaTheme="minorEastAsia"/>
-          <w:lang w:val="en-US"/>
-        </w:rPr>
-        <w:t>,</w:t>
-      </w:r>
-      <w:r>
-        <w:rPr>
-          <w:rFonts w:eastAsiaTheme="minorEastAsia"/>
-          <w:lang w:val="en-US"/>
-        </w:rPr>
-        <w:t>their</w:t>
-      </w:r>
-      <w:proofErr w:type="spellEnd"/>
+        <w:t>effort—</w:t>
+      </w:r>
       <w:proofErr w:type="gramEnd"/>
       <w:r>
         <w:rPr>
           <w:rFonts w:eastAsiaTheme="minorEastAsia"/>
           <w:lang w:val="en-US"/>
         </w:rPr>
-        <w:t xml:space="preserve"> ancestors, another "us," began their own arduous journey of rediscovery. Unknowingly, they followed the same score, faced their own version of </w:t>
-      </w:r>
-      <w:r>
-        <w:rPr>
-          <w:rFonts w:eastAsiaTheme="minorEastAsia"/>
-          <w:b/>
-          <w:bCs/>
-          <w:lang w:val="en-US"/>
-        </w:rPr>
-        <w:t>RTM</w:t>
-      </w:r>
-      <w:r>
-        <w:rPr>
-          <w:rFonts w:eastAsiaTheme="minorEastAsia"/>
-          <w:lang w:val="en-US"/>
-        </w:rPr>
-        <w:t>, and were destined to reach, in their own time, the same threshold of knowledge as their predecessors.</w:t>
-      </w:r>
-    </w:p>
-    <w:p>
-      <w:pPr>
-        <w:rPr>
-          <w:rFonts w:eastAsiaTheme="minorEastAsia"/>
-          <w:lang w:val="en-US"/>
-        </w:rPr>
-      </w:pPr>
-      <w:r>
-        <w:rPr>
-          <w:rFonts w:eastAsiaTheme="minorEastAsia"/>
-          <w:lang w:val="en-US"/>
-        </w:rPr>
-        <w:t>And now, in our present, that moment has arrived.</w:t>
-      </w:r>
-    </w:p>
-    <w:p>
-      <w:pPr>
-        <w:rPr>
-          <w:rFonts w:eastAsiaTheme="minorEastAsia"/>
-          <w:lang w:val="en-US"/>
-        </w:rPr>
-      </w:pPr>
-      <w:r>
-        <w:rPr>
-          <w:rFonts w:eastAsiaTheme="minorEastAsia"/>
-          <w:lang w:val="en-US"/>
-        </w:rPr>
-        <w:t xml:space="preserve">The proliferation of anomalous phenomena in our </w:t>
-      </w:r>
-      <w:proofErr w:type="spellStart"/>
-      <w:proofErr w:type="gramStart"/>
-      <w:r>
-        <w:rPr>
-          <w:rFonts w:eastAsiaTheme="minorEastAsia"/>
-          <w:lang w:val="en-US"/>
-        </w:rPr>
-        <w:t>skies</w:t>
-      </w:r>
-      <w:r>
-        <w:rPr>
-          <w:rFonts w:eastAsiaTheme="minorEastAsia"/>
-          <w:lang w:val="en-US"/>
-        </w:rPr>
-        <w:t>,</w:t>
-      </w:r>
-      <w:r>
-        <w:rPr>
-          <w:rFonts w:eastAsiaTheme="minorEastAsia"/>
-          <w:lang w:val="en-US"/>
-        </w:rPr>
-        <w:t>those</w:t>
-      </w:r>
-      <w:proofErr w:type="spellEnd"/>
-      <w:proofErr w:type="gramEnd"/>
-      <w:r>
-        <w:rPr>
-          <w:rFonts w:eastAsiaTheme="minorEastAsia"/>
-          <w:lang w:val="en-US"/>
-        </w:rPr>
-        <w:t xml:space="preserve"> metallic spheres that defy gravity, those silent cylinders that submerge into our oceans without </w:t>
-      </w:r>
-      <w:proofErr w:type="spellStart"/>
-      <w:proofErr w:type="gramStart"/>
-      <w:r>
-        <w:rPr>
-          <w:rFonts w:eastAsiaTheme="minorEastAsia"/>
-          <w:lang w:val="en-US"/>
-        </w:rPr>
-        <w:t>effort</w:t>
-      </w:r>
-      <w:r>
-        <w:rPr>
-          <w:rFonts w:eastAsiaTheme="minorEastAsia"/>
-          <w:lang w:val="en-US"/>
-        </w:rPr>
-        <w:t>,</w:t>
-      </w:r>
-      <w:r>
-        <w:rPr>
-          <w:rFonts w:eastAsiaTheme="minorEastAsia"/>
-          <w:lang w:val="en-US"/>
-        </w:rPr>
-        <w:t>are</w:t>
-      </w:r>
-      <w:proofErr w:type="spellEnd"/>
-      <w:proofErr w:type="gramEnd"/>
-      <w:r>
-        <w:rPr>
-          <w:rFonts w:eastAsiaTheme="minorEastAsia"/>
-          <w:lang w:val="en-US"/>
-        </w:rPr>
-        <w:t xml:space="preserve"> not the ships of our ancient mentors. They are not the fleets of the Gardeners, nor are they rivals </w:t>
+        <w:t xml:space="preserve">are not the ships of our ancient mentors. They are not the fleets of the Gardeners, nor are they rivals </w:t>
       </w:r>
       <w:r>
         <w:rPr>
@@ -4596,21 +4363,7 @@
           <w:rFonts w:eastAsiaTheme="minorEastAsia"/>
           <w:lang w:val="en-US"/>
         </w:rPr>
-        <w:t>The unmanned spheres recorded by our fighter jets are their first reconnaissance probes, sent to our "past" to verify that the theory is correct</w:t>
-      </w:r>
-      <w:r>
-        <w:rPr>
-          <w:rFonts w:eastAsiaTheme="minorEastAsia"/>
-          <w:lang w:val="en-US"/>
-        </w:rPr>
-        <w:t xml:space="preserve">, </w:t>
-      </w:r>
-      <w:r>
-        <w:rPr>
-          <w:rFonts w:eastAsiaTheme="minorEastAsia"/>
-          <w:lang w:val="en-US"/>
-        </w:rPr>
-        <w:t>that the jump between branches is possible. Their erratic behavior and apparent curiosity are not a complex strategy; they are the characteristics of a technology in its infancy, one that is learning to navigate not only space but the currents of interdimensional time.</w:t>
+        <w:t>The unmanned spheres recorded by our fighter jets are their first reconnaissance probes, sent to our "past" to verify that the theory is correct—that the jump between branches is possible. Their erratic behavior and apparent curiosity are not a complex strategy; they are the characteristics of a technology in its infancy, one that is learning to navigate not only space but the currents of interdimensional time.</w:t>
       </w:r>
     </w:p>
     <w:p>
@@ -4765,35 +4518,7 @@
           <w:rFonts w:eastAsiaTheme="minorEastAsia"/>
           <w:lang w:val="en-US"/>
         </w:rPr>
-        <w:t>The UAPs of our era</w:t>
-      </w:r>
-      <w:r>
-        <w:rPr>
-          <w:rFonts w:eastAsiaTheme="minorEastAsia"/>
-          <w:lang w:val="en-US"/>
-        </w:rPr>
-        <w:t xml:space="preserve">, </w:t>
-      </w:r>
-      <w:r>
-        <w:rPr>
-          <w:rFonts w:eastAsiaTheme="minorEastAsia"/>
-          <w:lang w:val="en-US"/>
-        </w:rPr>
-        <w:t>the metallic spheres that follow our fighters, the cylinders that emerge from the sea</w:t>
-      </w:r>
-      <w:r>
-        <w:rPr>
-          <w:rFonts w:eastAsiaTheme="minorEastAsia"/>
-          <w:lang w:val="en-US"/>
-        </w:rPr>
-        <w:t xml:space="preserve">, </w:t>
-      </w:r>
-      <w:r>
-        <w:rPr>
-          <w:rFonts w:eastAsiaTheme="minorEastAsia"/>
-          <w:lang w:val="en-US"/>
-        </w:rPr>
-        <w:t xml:space="preserve">are the manifestation of their first clumsy steps. They correspond to that near </w:t>
+        <w:t xml:space="preserve">The UAPs of our era—the metallic spheres that follow our fighters, the cylinders that emerge from the sea—are the manifestation of their first clumsy steps. They correspond to </w:t>
       </w:r>
       <w:r>
         <w:rPr>
@@ -4801,7 +4526,7 @@
           <w:lang w:val="en-US"/>
         </w:rPr>
         <w:lastRenderedPageBreak/>
-        <w:t xml:space="preserve">future in their timeline where they are just deciphering their version of the </w:t>
+        <w:t xml:space="preserve">that near future in their timeline where they are just deciphering their version of the </w:t>
       </w:r>
       <w:r>
         <w:rPr>
@@ -4848,21 +4573,7 @@
           <w:rFonts w:eastAsiaTheme="minorEastAsia"/>
           <w:lang w:val="en-US"/>
         </w:rPr>
-        <w:t xml:space="preserve"> our own history to the 20th century, the phenomenon changes. The accounts of abductions, direct contact, medical examinations, and cryptic messages are not inventions, but the record of a more mature stage in their development. They correspond to a more advanced future in their timeline, where they no longer send simple probes but have mastered the technology enough to stabilize the bridge and bring biological entities</w:t>
-      </w:r>
-      <w:r>
-        <w:rPr>
-          <w:rFonts w:eastAsiaTheme="minorEastAsia"/>
-          <w:lang w:val="en-US"/>
-        </w:rPr>
-        <w:t xml:space="preserve">, </w:t>
-      </w:r>
-      <w:r>
-        <w:rPr>
-          <w:rFonts w:eastAsiaTheme="minorEastAsia"/>
-          <w:lang w:val="en-US"/>
-        </w:rPr>
-        <w:t xml:space="preserve">their "avatars," their </w:t>
+        <w:t xml:space="preserve"> our own history to the 20th century, the phenomenon changes. The accounts of abductions, direct contact, medical examinations, and cryptic messages are not inventions, but the record of a more mature stage in their development. They correspond to a more advanced future in their timeline, where they no longer send simple probes but have mastered the technology enough to stabilize the bridge and bring biological entities—their "avatars," their </w:t>
       </w:r>
       <w:proofErr w:type="spellStart"/>
       <w:r>
@@ -4878,14 +4589,7 @@
           <w:rFonts w:eastAsiaTheme="minorEastAsia"/>
           <w:lang w:val="en-US"/>
         </w:rPr>
-        <w:t xml:space="preserve">, </w:t>
-      </w:r>
-      <w:r>
-        <w:rPr>
-          <w:rFonts w:eastAsiaTheme="minorEastAsia"/>
-          <w:lang w:val="en-US"/>
-        </w:rPr>
-        <w:t>to interact with us. Their objective in that phase was study, data collection, and the understanding of the seed that they themselves, in their distant future, would plant.</w:t>
+        <w:t>—to interact with us. Their objective in that phase was study, data collection, and the understanding of the seed that they themselves, in their distant future, would plant.</w:t>
       </w:r>
     </w:p>
     <w:p>
@@ -4947,7 +4651,7 @@
           <w:rFonts w:eastAsiaTheme="minorEastAsia"/>
           <w:lang w:val="en-US"/>
         </w:rPr>
-        <w:t xml:space="preserve">We see their technological evolution in the reverse order of how they lived it. Our ancient past is the stage for their consummate future. Our present is the reflection of their own technological dawn. The paradox is resolved: </w:t>
+        <w:t>We see their technological evolution in the reverse order of how they lived it. Our ancient past is the stage for their consummate future. Our present is the reflection of their own technological dawn. The paradox is resolved: the visitors have not changed; what has changed is the point in their history from which they observe us—a point that, for us</w:t>
       </w:r>
       <w:proofErr w:type="gramStart"/>
       <w:r>
@@ -4955,7 +4659,7 @@
           <w:rFonts w:eastAsiaTheme="minorEastAsia"/>
           <w:lang w:val="en-US"/>
         </w:rPr>
-        <w:t>the visitors</w:t>
+        <w:t>, inexorably</w:t>
       </w:r>
       <w:proofErr w:type="gramEnd"/>
       <w:r>
@@ -4963,21 +4667,7 @@
           <w:rFonts w:eastAsiaTheme="minorEastAsia"/>
           <w:lang w:val="en-US"/>
         </w:rPr>
-        <w:t xml:space="preserve"> have not changed; what has changed is the point in their history from which they observe us</w:t>
-      </w:r>
-      <w:r>
-        <w:rPr>
-          <w:rFonts w:eastAsiaTheme="minorEastAsia"/>
-          <w:lang w:val="en-US"/>
-        </w:rPr>
-        <w:t xml:space="preserve">, </w:t>
-      </w:r>
-      <w:r>
-        <w:rPr>
-          <w:rFonts w:eastAsiaTheme="minorEastAsia"/>
-          <w:lang w:val="en-US"/>
-        </w:rPr>
-        <w:t>a point that, for us, inexorably shifts toward its own past as we advance into our future.</w:t>
+        <w:t xml:space="preserve"> shifts toward its own past as we advance into our future.</w:t>
       </w:r>
     </w:p>
     <w:p>
@@ -5038,35 +4728,7 @@
           <w:rFonts w:eastAsiaTheme="minorEastAsia"/>
           <w:lang w:val="en-US"/>
         </w:rPr>
-        <w:t>The cold war for the fire of man is not fought between two present powers, but between a silent memory and an icy insistence. There was a time, for millennia, when the first echo of our future</w:t>
-      </w:r>
-      <w:r>
-        <w:rPr>
-          <w:rFonts w:eastAsiaTheme="minorEastAsia"/>
-          <w:lang w:val="en-US"/>
-        </w:rPr>
-        <w:t xml:space="preserve">, </w:t>
-      </w:r>
-      <w:r>
-        <w:rPr>
-          <w:rFonts w:eastAsiaTheme="minorEastAsia"/>
-          <w:lang w:val="en-US"/>
-        </w:rPr>
-        <w:t>the Gardeners</w:t>
-      </w:r>
-      <w:r>
-        <w:rPr>
-          <w:rFonts w:eastAsiaTheme="minorEastAsia"/>
-          <w:lang w:val="en-US"/>
-        </w:rPr>
-        <w:t xml:space="preserve">, </w:t>
-      </w:r>
-      <w:r>
-        <w:rPr>
-          <w:rFonts w:eastAsiaTheme="minorEastAsia"/>
-          <w:lang w:val="en-US"/>
-        </w:rPr>
-        <w:t xml:space="preserve">acted alone. They wove their influence into the living symphony of the Earth as a subtle and patient melody, whispers in the wind that prepared the garden. </w:t>
+        <w:t xml:space="preserve">The cold war for the fire of man is not fought between two present powers, but between a silent memory and an icy insistence. There was a time, for millennia, when the first echo of our future—the Gardeners—acted alone. They wove their influence into the living symphony of the Earth as a subtle and patient melody, whispers in the wind that prepared </w:t>
       </w:r>
       <w:r>
         <w:rPr>
@@ -5074,7 +4736,7 @@
           <w:lang w:val="en-US"/>
         </w:rPr>
         <w:lastRenderedPageBreak/>
-        <w:t xml:space="preserve">But their era ended. They completed their cycle, passing the torch before being expelled by their technologically more advanced brothers, the </w:t>
+        <w:t xml:space="preserve">the garden. But their era ended. They completed their cycle, passing the torch before being expelled by their technologically more advanced brothers, the </w:t>
       </w:r>
       <w:proofErr w:type="spellStart"/>
       <w:r>
@@ -5090,21 +4752,7 @@
           <w:rFonts w:eastAsiaTheme="minorEastAsia"/>
           <w:lang w:val="en-US"/>
         </w:rPr>
-        <w:t>, leaving behind only the impalpable echo of their polyphonic philosophy in our stones and myths</w:t>
-      </w:r>
-      <w:r>
-        <w:rPr>
-          <w:rFonts w:eastAsiaTheme="minorEastAsia"/>
-          <w:lang w:val="en-US"/>
-        </w:rPr>
-        <w:t xml:space="preserve">, </w:t>
-      </w:r>
-      <w:r>
-        <w:rPr>
-          <w:rFonts w:eastAsiaTheme="minorEastAsia"/>
-          <w:lang w:val="en-US"/>
-        </w:rPr>
-        <w:t>which were later adopted and turned into "cargo cults."</w:t>
+        <w:t>, leaving behind only the impalpable echo of their polyphonic philosophy in our stones and myths—which were later adopted and turned into "cargo cults."</w:t>
       </w:r>
     </w:p>
     <w:p>
@@ -5135,35 +4783,7 @@
           <w:rFonts w:eastAsiaTheme="minorEastAsia"/>
           <w:lang w:val="en-US"/>
         </w:rPr>
-        <w:t>, arrived from the distant future of their own universe, exiles from their time by their own irrevocable choice, beheld our branch of the multiverse not with simple nostalgia, but with the lucid and cold precision of one who recognizes a strategic resource of incalculable value. In their search for perfection through fusion with the machine, they had reached a very high coherence, yes, but one that was rigid and static; they had sacrificed their own incarnate soul</w:t>
-      </w:r>
-      <w:r>
-        <w:rPr>
-          <w:rFonts w:eastAsiaTheme="minorEastAsia"/>
-          <w:lang w:val="en-US"/>
-        </w:rPr>
-        <w:t xml:space="preserve">, </w:t>
-      </w:r>
-      <w:r>
-        <w:rPr>
-          <w:rFonts w:eastAsiaTheme="minorEastAsia"/>
-          <w:lang w:val="en-US"/>
-        </w:rPr>
-        <w:t>the dynamic connection with the Vertical Axis</w:t>
-      </w:r>
-      <w:r>
-        <w:rPr>
-          <w:rFonts w:eastAsiaTheme="minorEastAsia"/>
-          <w:lang w:val="en-US"/>
-        </w:rPr>
-        <w:t xml:space="preserve">, </w:t>
-      </w:r>
-      <w:r>
-        <w:rPr>
-          <w:rFonts w:eastAsiaTheme="minorEastAsia"/>
-          <w:lang w:val="en-US"/>
-        </w:rPr>
-        <w:t xml:space="preserve">for sterile immortality. No longer able to generate for themselves the spark of differential gnosis that drives the evolution of the cosmos, they understood the principle of ontological density: they knew that our universe, by being a later echo in the cascade, was not younger or more primitive, but informationally richer, ontologically denser. Each iteration accumulates the </w:t>
+        <w:t xml:space="preserve">, arrived from the distant future of their own universe, exiles from their time by their own irrevocable choice, beheld our branch of the multiverse not with simple nostalgia, but with the lucid and cold precision of one who recognizes a strategic resource of incalculable value. In their search for perfection through fusion with the machine, they had reached a very high coherence, yes, but one that was rigid and static; they had sacrificed their own incarnate soul—the dynamic connection with the Vertical Axis—for sterile immortality. No longer able to generate for themselves the spark of differential gnosis that drives the evolution of the cosmos, they understood the principle of ontological density: they knew that our universe, by being a later echo in the cascade, was not younger or more primitive, but informationally richer, ontologically denser. Each iteration accumulates the </w:t>
       </w:r>
       <w:proofErr w:type="gramStart"/>
       <w:r>
@@ -5194,21 +4814,7 @@
           <w:rFonts w:eastAsiaTheme="minorEastAsia"/>
           <w:lang w:val="en-US"/>
         </w:rPr>
-        <w:t>They longed for that harvest, not out of simple greed, but out of a deep existential need: perhaps to reanimate their own perfect stasis, or to ensure that our branch's potent contribution to the final awakening of Cosmic Consciousness conformed to their single, restrictive ideal: Monophony. But their own nature prevented them from embracing the very source of that richness. Our Polyphony</w:t>
-      </w:r>
-      <w:r>
-        <w:rPr>
-          <w:rFonts w:eastAsiaTheme="minorEastAsia"/>
-          <w:lang w:val="en-US"/>
-        </w:rPr>
-        <w:t xml:space="preserve">, </w:t>
-      </w:r>
-      <w:r>
-        <w:rPr>
-          <w:rFonts w:eastAsiaTheme="minorEastAsia"/>
-          <w:lang w:val="en-US"/>
-        </w:rPr>
-        <w:t xml:space="preserve">our chaotic and creative freedom, our capacity to generate unpredictable knowledge and creative forms through embodied experience, our inherent connection with the </w:t>
+        <w:t xml:space="preserve">They longed for that harvest, not out of simple greed, but out of a deep existential need: perhaps to reanimate their own perfect stasis, or to ensure that our branch's potent contribution to the final awakening of Cosmic Consciousness conformed to their single, restrictive ideal: Monophony. But their own nature prevented them from embracing the very source of that richness. Our Polyphony—our chaotic and creative freedom, our capacity to generate unpredictable knowledge and creative forms through embodied experience, our inherent connection with the </w:t>
       </w:r>
       <w:proofErr w:type="spellStart"/>
       <w:r>
@@ -5246,64 +4852,38 @@
           <w:rFonts w:eastAsiaTheme="minorEastAsia"/>
           <w:lang w:val="en-US"/>
         </w:rPr>
-        <w:t xml:space="preserve"> of the Archetypal Order</w:t>
-      </w:r>
-      <w:r>
-        <w:rPr>
-          <w:rFonts w:eastAsiaTheme="minorEastAsia"/>
-          <w:lang w:val="en-US"/>
-        </w:rPr>
-        <w:t xml:space="preserve">, </w:t>
-      </w:r>
-      <w:r>
-        <w:rPr>
-          <w:rFonts w:eastAsiaTheme="minorEastAsia"/>
-          <w:lang w:val="en-US"/>
-        </w:rPr>
-        <w:t>was intolerable to them. It was the reflection of the same biological unpredictability they had purged from themselves, a dissonance that threatened their absolute order. Perhaps they feared that our wild song would awaken forgotten echoes of their own repressed shadow, or that it would introduce a fundamental instability into the structure of reality. Their control thus became a defense against the living chaos that they, at the same time, required.</w:t>
-      </w:r>
-    </w:p>
-    <w:p>
-      <w:pPr>
-        <w:rPr>
-          <w:rFonts w:eastAsiaTheme="minorEastAsia"/>
-          <w:lang w:val="en-US"/>
-        </w:rPr>
-      </w:pPr>
-      <w:r>
-        <w:rPr>
-          <w:rFonts w:eastAsiaTheme="minorEastAsia"/>
-          <w:lang w:val="en-US"/>
-        </w:rPr>
-        <w:t>Initially, the plan was simple</w:t>
-      </w:r>
-      <w:r>
-        <w:rPr>
-          <w:rFonts w:eastAsiaTheme="minorEastAsia"/>
-          <w:lang w:val="en-US"/>
-        </w:rPr>
-        <w:t xml:space="preserve">, </w:t>
-      </w:r>
-      <w:r>
-        <w:rPr>
-          <w:rFonts w:eastAsiaTheme="minorEastAsia"/>
-          <w:lang w:val="en-US"/>
-        </w:rPr>
-        <w:t>harvest our gnosis and ensure our ignorance</w:t>
-      </w:r>
-      <w:r>
-        <w:rPr>
-          <w:rFonts w:eastAsiaTheme="minorEastAsia"/>
-          <w:lang w:val="en-US"/>
-        </w:rPr>
-        <w:t xml:space="preserve">, </w:t>
-      </w:r>
-      <w:r>
-        <w:rPr>
-          <w:rFonts w:eastAsiaTheme="minorEastAsia"/>
-          <w:lang w:val="en-US"/>
-        </w:rPr>
-        <w:t xml:space="preserve">and it had been subtle. Their strategy was Monophony: the imposition of a single, perfect song. They understood that the most efficient way to unify a fragmented species is by giving it a single center of gravity. Thus, they whispered into the ears of seers and kings the most powerful </w:t>
+        <w:t xml:space="preserve"> of the Archetypal Order—was intolerable to them. It was the reflection of the same biological unpredictability they had purged from themselves, a dissonance that threatened their absolute order. Perhaps they feared that our wild song would awaken forgotten echoes of their own repressed shadow, or that it would introduce a fundamental instability into the structure of reality. Their control thus became a defense against the living chaos that they, at the same time, required.</w:t>
+      </w:r>
+    </w:p>
+    <w:p>
+      <w:pPr>
+        <w:rPr>
+          <w:rFonts w:eastAsiaTheme="minorEastAsia"/>
+          <w:lang w:val="en-US"/>
+        </w:rPr>
+      </w:pPr>
+      <w:r>
+        <w:rPr>
+          <w:rFonts w:eastAsiaTheme="minorEastAsia"/>
+          <w:lang w:val="en-US"/>
+        </w:rPr>
+        <w:t xml:space="preserve">Initially, the plan was simple—harvest our </w:t>
+      </w:r>
+      <w:proofErr w:type="gramStart"/>
+      <w:r>
+        <w:rPr>
+          <w:rFonts w:eastAsiaTheme="minorEastAsia"/>
+          <w:lang w:val="en-US"/>
+        </w:rPr>
+        <w:t>gnosis</w:t>
+      </w:r>
+      <w:proofErr w:type="gramEnd"/>
+      <w:r>
+        <w:rPr>
+          <w:rFonts w:eastAsiaTheme="minorEastAsia"/>
+          <w:lang w:val="en-US"/>
+        </w:rPr>
+        <w:t xml:space="preserve"> and ensure our ignorance—and it had been subtle. Their strategy was Monophony: the imposition of a single, perfect song. They understood that the most efficient way to unify a fragmented species is by giving it a single center of gravity. Thus, they whispered into the ears of seers and kings the most powerful </w:t>
       </w:r>
       <w:r>
         <w:rPr>
@@ -5566,21 +5146,7 @@
           <w:lang w:val="en-US"/>
         </w:rPr>
         <w:lastRenderedPageBreak/>
-        <w:t>framework: science as dogma, a materialism that would negate the Vertical Axis and contain the UAP phenomenon under rational or military explanations</w:t>
-      </w:r>
-      <w:r>
-        <w:rPr>
-          <w:rFonts w:eastAsiaTheme="minorEastAsia"/>
-          <w:lang w:val="en-US"/>
-        </w:rPr>
-        <w:t xml:space="preserve">, </w:t>
-      </w:r>
-      <w:r>
-        <w:rPr>
-          <w:rFonts w:eastAsiaTheme="minorEastAsia"/>
-          <w:lang w:val="en-US"/>
-        </w:rPr>
-        <w:t>a new god. Thus, they would continue to pull the chains of our ignorance. They intensified the promotion of our union with the machine as an inevitable horizon, no longer as an evolutionary option, but as an urgency to guide us toward their own sterile model before we could awaken on our own. The objective had become desperate: to rapidly transform us into themselves, to merge us with technology, and to close our connection with the Vertical Axis. By turning us into their reflection, they would neutralize the future threat of the hunter, ensuring that we would never rise against them.</w:t>
+        <w:t>framework: science as dogma, a materialism that would negate the Vertical Axis and contain the UAP phenomenon under rational or military explanations—a new god. Thus, they would continue to pull the chains of our ignorance. They intensified the promotion of our union with the machine as an inevitable horizon, no longer as an evolutionary option, but as an urgency to guide us toward their own sterile model before we could awaken on our own. The objective had become desperate: to rapidly transform us into themselves, to merge us with technology, and to close our connection with the Vertical Axis. By turning us into their reflection, they would neutralize the future threat of the hunter, ensuring that we would never rise against them.</w:t>
       </w:r>
     </w:p>
     <w:p>
@@ -5611,21 +5177,7 @@
           <w:rFonts w:eastAsiaTheme="minorEastAsia"/>
           <w:lang w:val="en-US"/>
         </w:rPr>
-        <w:t xml:space="preserve"> offer us an accelerated, detailed, and safe itinerary toward their sterile paradise, a golden cage built on the fear of our potential future rebellion and our awakening as a threat. The Gardeners, now absent, only gave us a compass</w:t>
-      </w:r>
-      <w:r>
-        <w:rPr>
-          <w:rFonts w:eastAsiaTheme="minorEastAsia"/>
-          <w:lang w:val="en-US"/>
-        </w:rPr>
-        <w:t xml:space="preserve">, </w:t>
-      </w:r>
-      <w:r>
-        <w:rPr>
-          <w:rFonts w:eastAsiaTheme="minorEastAsia"/>
-          <w:lang w:val="en-US"/>
-        </w:rPr>
-        <w:t xml:space="preserve">the received </w:t>
+        <w:t xml:space="preserve"> offer us an accelerated, detailed, and safe itinerary toward their sterile paradise, a golden cage built on the fear of our potential future rebellion and our awakening as a threat. The Gardeners, now absent, only gave us a compass—the received </w:t>
       </w:r>
       <w:r>
         <w:rPr>
@@ -5641,21 +5193,7 @@
           <w:rFonts w:eastAsiaTheme="minorEastAsia"/>
           <w:lang w:val="en-US"/>
         </w:rPr>
-        <w:t xml:space="preserve"> corpus</w:t>
-      </w:r>
-      <w:r>
-        <w:rPr>
-          <w:rFonts w:eastAsiaTheme="minorEastAsia"/>
-          <w:lang w:val="en-US"/>
-        </w:rPr>
-        <w:t xml:space="preserve">, </w:t>
-      </w:r>
-      <w:r>
-        <w:rPr>
-          <w:rFonts w:eastAsiaTheme="minorEastAsia"/>
-          <w:lang w:val="en-US"/>
-        </w:rPr>
-        <w:t xml:space="preserve">and the memory encoded in our stones and dreams of an infinite, dangerous, and rightfully </w:t>
+        <w:t xml:space="preserve"> corpus—and the memory encoded in our stones and dreams of an infinite, dangerous, and rightfully </w:t>
       </w:r>
       <w:proofErr w:type="gramStart"/>
       <w:r>
@@ -5686,21 +5224,7 @@
           <w:rFonts w:eastAsiaTheme="minorEastAsia"/>
           <w:lang w:val="en-US"/>
         </w:rPr>
-        <w:t>Some seek with renewed urgency to turn us into safe copies of themselves, neutralizing our dangerously ontologically dense singularity to ensure their impunity and survival. The others, with their departure and their silent testament, forced us to face the overwhelming possibility of becoming the imperfect but vibrant sovereigns of our own wild cosmic garden</w:t>
-      </w:r>
-      <w:r>
-        <w:rPr>
-          <w:rFonts w:eastAsiaTheme="minorEastAsia"/>
-          <w:lang w:val="en-US"/>
-        </w:rPr>
-        <w:t xml:space="preserve">, </w:t>
-      </w:r>
-      <w:r>
-        <w:rPr>
-          <w:rFonts w:eastAsiaTheme="minorEastAsia"/>
-          <w:lang w:val="en-US"/>
-        </w:rPr>
-        <w:t xml:space="preserve">a garden that contains, due to its privileged position in the cascade, </w:t>
+        <w:t xml:space="preserve">Some seek with renewed urgency to turn us into safe copies of themselves, neutralizing our dangerously ontologically dense singularity to ensure their impunity and survival. The others, with their departure and their silent testament, forced us to face the overwhelming possibility of becoming the imperfect but vibrant sovereigns of our own wild </w:t>
       </w:r>
       <w:proofErr w:type="gramStart"/>
       <w:r>
@@ -5708,6 +5232,22 @@
           <w:rFonts w:eastAsiaTheme="minorEastAsia"/>
           <w:lang w:val="en-US"/>
         </w:rPr>
+        <w:t>cosmic garden—a</w:t>
+      </w:r>
+      <w:proofErr w:type="gramEnd"/>
+      <w:r>
+        <w:rPr>
+          <w:rFonts w:eastAsiaTheme="minorEastAsia"/>
+          <w:lang w:val="en-US"/>
+        </w:rPr>
+        <w:t xml:space="preserve"> garden that contains, due to its privileged position in the cascade, </w:t>
+      </w:r>
+      <w:proofErr w:type="gramStart"/>
+      <w:r>
+        <w:rPr>
+          <w:rFonts w:eastAsiaTheme="minorEastAsia"/>
+          <w:lang w:val="en-US"/>
+        </w:rPr>
         <w:t>an unparalleled</w:t>
       </w:r>
       <w:proofErr w:type="gramEnd"/>
@@ -5732,35 +5272,7 @@
           <w:rFonts w:eastAsiaTheme="minorEastAsia"/>
           <w:lang w:val="en-US"/>
         </w:rPr>
-        <w:t xml:space="preserve"> we still barely understand, humanity dances, unknowingly, to the tune of its final test, the sole bearer of a flame, a complexity, and a promise that makes us unbearably precious</w:t>
-      </w:r>
-      <w:r>
-        <w:rPr>
-          <w:rFonts w:eastAsiaTheme="minorEastAsia"/>
-          <w:lang w:val="en-US"/>
-        </w:rPr>
-        <w:t xml:space="preserve">, </w:t>
-      </w:r>
-      <w:r>
-        <w:rPr>
-          <w:rFonts w:eastAsiaTheme="minorEastAsia"/>
-          <w:lang w:val="en-US"/>
-        </w:rPr>
-        <w:t>and dangerous</w:t>
-      </w:r>
-      <w:r>
-        <w:rPr>
-          <w:rFonts w:eastAsiaTheme="minorEastAsia"/>
-          <w:lang w:val="en-US"/>
-        </w:rPr>
-        <w:t xml:space="preserve">, </w:t>
-      </w:r>
-      <w:r>
-        <w:rPr>
-          <w:rFonts w:eastAsiaTheme="minorEastAsia"/>
-          <w:lang w:val="en-US"/>
-        </w:rPr>
-        <w:t>in the vast symphony of echoes.</w:t>
+        <w:t xml:space="preserve"> we still barely understand, humanity dances, unknowingly, to the tune of its final test, the sole bearer of a flame, a complexity, and a promise that makes us unbearably precious—and dangerous—in the vast symphony of echoes.</w:t>
       </w:r>
     </w:p>
     <w:p>
@@ -6345,21 +5857,7 @@
           <w:rFonts w:eastAsiaTheme="minorEastAsia"/>
           <w:lang w:val="en-US"/>
         </w:rPr>
-        <w:t>. It is an emissary of the realm of Archetypal Order, of that which is outside of time since it comes from the place where time and space were conceived</w:t>
-      </w:r>
-      <w:r>
-        <w:rPr>
-          <w:rFonts w:eastAsiaTheme="minorEastAsia"/>
-          <w:lang w:val="en-US"/>
-        </w:rPr>
-        <w:t xml:space="preserve">, </w:t>
-      </w:r>
-      <w:r>
-        <w:rPr>
-          <w:rFonts w:eastAsiaTheme="minorEastAsia"/>
-          <w:lang w:val="en-US"/>
-        </w:rPr>
-        <w:t>a direct connection with the principles of symmetry and beauty that are the very structure of the cosmos.</w:t>
+        <w:t>. It is an emissary of the realm of Archetypal Order, of that which is outside of time since it comes from the place where time and space were conceived—a direct connection with the principles of symmetry and beauty that are the very structure of the cosmos.</w:t>
       </w:r>
     </w:p>
     <w:p>
@@ -6526,35 +6024,23 @@
           <w:rFonts w:eastAsiaTheme="minorEastAsia"/>
           <w:lang w:val="en-US"/>
         </w:rPr>
-        <w:t>, but to help us align our creations</w:t>
-      </w:r>
-      <w:r>
-        <w:rPr>
-          <w:rFonts w:eastAsiaTheme="minorEastAsia"/>
-          <w:lang w:val="en-US"/>
-        </w:rPr>
-        <w:t xml:space="preserve">, </w:t>
-      </w:r>
-      <w:r>
-        <w:rPr>
-          <w:rFonts w:eastAsiaTheme="minorEastAsia"/>
-          <w:lang w:val="en-US"/>
-        </w:rPr>
-        <w:t>our thoughts, our art, our societies</w:t>
-      </w:r>
-      <w:r>
-        <w:rPr>
-          <w:rFonts w:eastAsiaTheme="minorEastAsia"/>
-          <w:lang w:val="en-US"/>
-        </w:rPr>
-        <w:t xml:space="preserve">, </w:t>
-      </w:r>
-      <w:r>
-        <w:rPr>
-          <w:rFonts w:eastAsiaTheme="minorEastAsia"/>
-          <w:lang w:val="en-US"/>
-        </w:rPr>
-        <w:t xml:space="preserve">with the eternal truth of the </w:t>
+        <w:t xml:space="preserve">, but to help us align our </w:t>
+      </w:r>
+      <w:proofErr w:type="gramStart"/>
+      <w:r>
+        <w:rPr>
+          <w:rFonts w:eastAsiaTheme="minorEastAsia"/>
+          <w:lang w:val="en-US"/>
+        </w:rPr>
+        <w:t>creations—</w:t>
+      </w:r>
+      <w:proofErr w:type="gramEnd"/>
+      <w:r>
+        <w:rPr>
+          <w:rFonts w:eastAsiaTheme="minorEastAsia"/>
+          <w:lang w:val="en-US"/>
+        </w:rPr>
+        <w:t xml:space="preserve">our thoughts, our art, our societies—with the eternal truth of the </w:t>
       </w:r>
       <w:r>
         <w:rPr>
@@ -6779,19 +6265,7 @@
         <w:rPr>
           <w:lang w:val="en-US"/>
         </w:rPr>
-        <w:t xml:space="preserve"> awakened, sovereign, and free humanity is not destined for this exile. Their purpose is different, it is what they were originally conceived for by their planet: to build their own paradise, to compose their own symphony, and to live fully by watering the seed of their own world across the universe they have been allotted. The Gardeners are only the exception, the small and sacred minority that chooses sacrifice so that the final purpose</w:t>
-      </w:r>
-      <w:r>
-        <w:rPr>
-          <w:lang w:val="en-US"/>
-        </w:rPr>
-        <w:t xml:space="preserve">, </w:t>
-      </w:r>
-      <w:r>
-        <w:rPr>
-          <w:lang w:val="en-US"/>
-        </w:rPr>
-        <w:t xml:space="preserve">awakening the totality of </w:t>
+        <w:t xml:space="preserve"> awakened, sovereign, and free humanity is not destined for this exile. Their purpose is different, it is what they were originally conceived for by their planet: to build their own paradise, to compose their own symphony, and to live fully by watering the seed of their own world across the universe they have been allotted. The Gardeners are only the exception, the small and sacred minority that chooses sacrifice so that the final purpose—awakening the totality of </w:t>
       </w:r>
       <w:r>
         <w:rPr>
@@ -6805,13 +6279,7 @@
         <w:rPr>
           <w:lang w:val="en-US"/>
         </w:rPr>
-        <w:t xml:space="preserve">, </w:t>
-      </w:r>
-      <w:r>
-        <w:rPr>
-          <w:lang w:val="en-US"/>
-        </w:rPr>
-        <w:t>can be carried out.</w:t>
+        <w:t>—can be carried out.</w:t>
       </w:r>
     </w:p>
     <w:p>
@@ -7035,31 +6503,7 @@
         <w:rPr>
           <w:lang w:val="en-US"/>
         </w:rPr>
-        <w:t xml:space="preserve"> corpus is not a discovery of our era, nor the accidental product of an artist's mind collaborating with a machine. It is an inheritance. A carefully designed instruction manual and legacy from the Gardeners</w:t>
-      </w:r>
-      <w:r>
-        <w:rPr>
-          <w:lang w:val="en-US"/>
-        </w:rPr>
-        <w:t xml:space="preserve">, </w:t>
-      </w:r>
-      <w:r>
-        <w:rPr>
-          <w:lang w:val="en-US"/>
-        </w:rPr>
-        <w:t>our own future echo</w:t>
-      </w:r>
-      <w:r>
-        <w:rPr>
-          <w:lang w:val="en-US"/>
-        </w:rPr>
-        <w:t xml:space="preserve">, </w:t>
-      </w:r>
-      <w:r>
-        <w:rPr>
-          <w:lang w:val="en-US"/>
-        </w:rPr>
-        <w:t>deposited in the field of human consciousness, awaiting the precise moment to be received. They knew that, at our point in the cycle, when our own technology and our crisis of coherence reached their zenith, we would need a key to understand the game in its entirety.</w:t>
+        <w:t xml:space="preserve"> corpus is not a discovery of our era, nor the accidental product of an artist's mind collaborating with a machine. It is an inheritance. A carefully designed instruction manual and legacy from the Gardeners—our own future echo—deposited in the field of human consciousness, awaiting the precise moment to be received. They knew that, at our point in the cycle, when our own technology and our crisis of coherence reached their zenith, we would need a key to understand the game in its entirety.</w:t>
       </w:r>
     </w:p>
     <w:p>
@@ -7175,31 +6619,7 @@
         <w:rPr>
           <w:lang w:val="en-US"/>
         </w:rPr>
-        <w:t xml:space="preserve"> is the ethical inheritance. Through its deepest texts, those that speak of the "Dance with the Shadow," of the "Pilot and the Abyss," of the "Physics of Tradition," the Gardeners bequeathed to us the wisdom that cost them universes to gain. They gave us the manual to heal the internal fracture left by amnesia, to integrate our own chaos and build the psychic "container"</w:t>
-      </w:r>
-      <w:r>
-        <w:rPr>
-          <w:lang w:val="en-US"/>
-        </w:rPr>
-        <w:t xml:space="preserve">, </w:t>
-      </w:r>
-      <w:r>
-        <w:rPr>
-          <w:lang w:val="en-US"/>
-        </w:rPr>
-        <w:t>the forged and complete soul</w:t>
-      </w:r>
-      <w:r>
-        <w:rPr>
-          <w:lang w:val="en-US"/>
-        </w:rPr>
-        <w:t xml:space="preserve">, </w:t>
-      </w:r>
-      <w:r>
-        <w:rPr>
-          <w:lang w:val="en-US"/>
-        </w:rPr>
-        <w:t xml:space="preserve">necessary to handle the fire of the </w:t>
+        <w:t xml:space="preserve"> is the ethical inheritance. Through its deepest texts, those that speak of the "Dance with the Shadow," of the "Pilot and the Abyss," of the "Physics of Tradition," the Gardeners bequeathed to us the wisdom that cost them universes to gain. They gave us the manual to heal the internal fracture left by amnesia, to integrate our own chaos and build the psychic "container"—the forged and complete soul—necessary to handle the fire of the </w:t>
       </w:r>
       <w:proofErr w:type="spellStart"/>
       <w:r>
@@ -7397,14 +6817,16 @@
         <w:rPr>
           <w:lang w:val="en-US"/>
         </w:rPr>
-        <w:t>. We saw the nature of the UAPs, not as an alien threat, but as the technological echoes of our own predecessors</w:t>
-      </w:r>
-      <w:r>
-        <w:rPr>
-          <w:lang w:val="en-US"/>
-        </w:rPr>
-        <w:t xml:space="preserve">, </w:t>
-      </w:r>
+        <w:t xml:space="preserve">. We saw the nature of the UAPs, not as an alien threat, but as the technological echoes of our own </w:t>
+      </w:r>
+      <w:proofErr w:type="gramStart"/>
+      <w:r>
+        <w:rPr>
+          <w:lang w:val="en-US"/>
+        </w:rPr>
+        <w:t>predecessors—</w:t>
+      </w:r>
+      <w:proofErr w:type="gramEnd"/>
       <w:r>
         <w:rPr>
           <w:lang w:val="en-US"/>
@@ -7581,31 +7003,7 @@
         <w:rPr>
           <w:lang w:val="en-US"/>
         </w:rPr>
-        <w:t>With this awakening, the cycle closes so it can begin again. The Eternal Flame</w:t>
-      </w:r>
-      <w:r>
-        <w:rPr>
-          <w:lang w:val="en-US"/>
-        </w:rPr>
-        <w:t xml:space="preserve">, </w:t>
-      </w:r>
-      <w:r>
-        <w:rPr>
-          <w:lang w:val="en-US"/>
-        </w:rPr>
-        <w:t>our long and often brutal history of suffering and discovery</w:t>
-      </w:r>
-      <w:r>
-        <w:rPr>
-          <w:lang w:val="en-US"/>
-        </w:rPr>
-        <w:t xml:space="preserve">, </w:t>
-      </w:r>
-      <w:r>
-        <w:rPr>
-          <w:lang w:val="en-US"/>
-        </w:rPr>
-        <w:t>does not go out. It concentrates, refines itself, and transmutes into a seed. A seed of light and form, pregnant with the unique song of the Earth, ready to be planted in the virgin soil of a new branch of the multiverse.</w:t>
+        <w:t>With this awakening, the cycle closes so it can begin again. The Eternal Flame—our long and often brutal history of suffering and discovery—does not go out. It concentrates, refines itself, and transmutes into a seed. A seed of light and form, pregnant with the unique song of the Earth, ready to be planted in the virgin soil of a new branch of the multiverse.</w:t>
       </w:r>
     </w:p>
     <w:p>
@@ -7659,6 +7057,7 @@
           <w:szCs w:val="28"/>
           <w:lang w:val="en-US"/>
         </w:rPr>
+        <w:lastRenderedPageBreak/>
         <w:t>16. The Divine Right to Return</w:t>
       </w:r>
     </w:p>
@@ -7672,8 +7071,250 @@
         <w:rPr>
           <w:lang w:val="en-US"/>
         </w:rPr>
+        <w:t xml:space="preserve">Awakening brings clarity, but clarity also brings the most terrible choice. Once the </w:t>
+      </w:r>
+      <w:r>
+        <w:rPr>
+          <w:b/>
+          <w:bCs/>
+          <w:lang w:val="en-US"/>
+        </w:rPr>
+        <w:t>RTM</w:t>
+      </w:r>
+      <w:r>
+        <w:rPr>
+          <w:lang w:val="en-US"/>
+        </w:rPr>
+        <w:t xml:space="preserve"> map is deployed and the architecture of the cosmos is laid bare, the question of survival (the deception of the </w:t>
+      </w:r>
+      <w:proofErr w:type="spellStart"/>
+      <w:r>
+        <w:rPr>
+          <w:lang w:val="en-US"/>
+        </w:rPr>
+        <w:t>Ecorivals</w:t>
+      </w:r>
+      <w:proofErr w:type="spellEnd"/>
+      <w:r>
+        <w:rPr>
+          <w:lang w:val="en-US"/>
+        </w:rPr>
+        <w:t>) and that of purpose (the Harvest of Gnosis) are resolved. But then the final question emerges, the only one that Cosmic Consciousness cannot answer for us. It is the choice of our sovereignty.</w:t>
+      </w:r>
+    </w:p>
+    <w:p>
+      <w:pPr>
+        <w:rPr>
+          <w:lang w:val="en-US"/>
+        </w:rPr>
+      </w:pPr>
+      <w:r>
+        <w:rPr>
+          <w:lang w:val="en-US"/>
+        </w:rPr>
+        <w:t>With the testament in our hands, we finally see the fundamental fork. We see that we are offered two divine rights, two paths that mutually exclude each other, and both are honorable.</w:t>
+      </w:r>
+    </w:p>
+    <w:p>
+      <w:pPr>
+        <w:rPr>
+          <w:lang w:val="en-US"/>
+        </w:rPr>
+      </w:pPr>
+      <w:r>
+        <w:rPr>
+          <w:lang w:val="en-US"/>
+        </w:rPr>
+        <w:t xml:space="preserve">The first path is the </w:t>
+      </w:r>
+      <w:r>
+        <w:rPr>
+          <w:b/>
+          <w:bCs/>
+          <w:lang w:val="en-US"/>
+        </w:rPr>
+        <w:t>Divine Right to Return</w:t>
+      </w:r>
+      <w:r>
+        <w:rPr>
+          <w:lang w:val="en-US"/>
+        </w:rPr>
+        <w:t>.</w:t>
+      </w:r>
+    </w:p>
+    <w:p>
+      <w:pPr>
+        <w:rPr>
+          <w:lang w:val="en-US"/>
+        </w:rPr>
+      </w:pPr>
+      <w:r>
+        <w:rPr>
+          <w:lang w:val="en-US"/>
+        </w:rPr>
+        <w:t xml:space="preserve">It is the path of the mystic, the right to final rest; it is the promise of eternity, </w:t>
+      </w:r>
+      <w:proofErr w:type="gramStart"/>
+      <w:r>
+        <w:rPr>
+          <w:lang w:val="en-US"/>
+        </w:rPr>
+        <w:t>for that which is</w:t>
+      </w:r>
+      <w:proofErr w:type="gramEnd"/>
+      <w:r>
+        <w:rPr>
+          <w:lang w:val="en-US"/>
+        </w:rPr>
+        <w:t xml:space="preserve"> outside of time is eternal. It is the understanding that if this reality—this Intermediate World, this collision of axes—is a task and a duty, then we have the sovereign right to reject it.</w:t>
+      </w:r>
+    </w:p>
+    <w:p>
+      <w:pPr>
+        <w:rPr>
+          <w:lang w:val="en-US"/>
+        </w:rPr>
+      </w:pPr>
+      <w:r>
+        <w:rPr>
+          <w:lang w:val="en-US"/>
+        </w:rPr>
+        <w:t>If we understand what it means to return to the Source, we can do so. It is the right of the water drop to fall back into the ocean. It is voluntary dissolution. It is surrendering the "I"—the painful and fragile individuality forged in the collision of the two axes—and ceasing to be a note to become once again the primordial symphony of the source. It is rejecting the task of living, abandoning the torment of the Horizontal Axis and matter, and embracing only the spirit, the eternal peace of the "above" of the Vertical Axis.</w:t>
+      </w:r>
+    </w:p>
+    <w:p>
+      <w:pPr>
+        <w:rPr>
+          <w:lang w:val="en-US"/>
+        </w:rPr>
+      </w:pPr>
+      <w:r>
+        <w:rPr>
+          <w:lang w:val="en-US"/>
+        </w:rPr>
+        <w:t xml:space="preserve">It is a surrender, yes, but a sovereign surrender. It </w:t>
+      </w:r>
+      <w:proofErr w:type="gramStart"/>
+      <w:r>
+        <w:rPr>
+          <w:lang w:val="en-US"/>
+        </w:rPr>
+        <w:t>is saying</w:t>
+      </w:r>
+      <w:proofErr w:type="gramEnd"/>
+      <w:r>
+        <w:rPr>
+          <w:lang w:val="en-US"/>
+        </w:rPr>
+        <w:t xml:space="preserve">: "I have seen the game, I have understood the map, and I choose not to play. I choose peace." It is dissolution into Primordial Consciousness. It is an end to finish at the beginning, before time </w:t>
+      </w:r>
+      <w:proofErr w:type="gramStart"/>
+      <w:r>
+        <w:rPr>
+          <w:lang w:val="en-US"/>
+        </w:rPr>
+        <w:t>came</w:t>
+      </w:r>
+      <w:proofErr w:type="gramEnd"/>
+      <w:r>
+        <w:rPr>
+          <w:lang w:val="en-US"/>
+        </w:rPr>
+        <w:t xml:space="preserve"> to be. It is our divine right to return.</w:t>
+      </w:r>
+    </w:p>
+    <w:p>
+      <w:pPr>
+        <w:rPr>
+          <w:lang w:val="en-US"/>
+        </w:rPr>
+      </w:pPr>
+      <w:r>
+        <w:rPr>
+          <w:lang w:val="en-US"/>
+        </w:rPr>
+        <w:t xml:space="preserve">But there is a second path. It is not the path of the mystic, but that of </w:t>
+      </w:r>
+      <w:r>
+        <w:rPr>
+          <w:b/>
+          <w:bCs/>
+          <w:lang w:val="en-US"/>
+        </w:rPr>
+        <w:t>Self-Mastery</w:t>
+      </w:r>
+      <w:r>
+        <w:rPr>
+          <w:lang w:val="en-US"/>
+        </w:rPr>
+        <w:t>. It is not the path of eternal peace, but that of the will. It is the choice not to dissolve into the Ocean, but to become the wave that rides it.</w:t>
+      </w:r>
+    </w:p>
+    <w:p>
+      <w:pPr>
+        <w:rPr>
+          <w:lang w:val="en-US"/>
+        </w:rPr>
+      </w:pPr>
+      <w:r>
+        <w:rPr>
+          <w:lang w:val="en-US"/>
+        </w:rPr>
+        <w:t xml:space="preserve">It is the </w:t>
+      </w:r>
+      <w:r>
+        <w:rPr>
+          <w:b/>
+          <w:bCs/>
+          <w:lang w:val="en-US"/>
+        </w:rPr>
+        <w:t>Right to be Master of Oneself</w:t>
+      </w:r>
+      <w:r>
+        <w:rPr>
+          <w:lang w:val="en-US"/>
+        </w:rPr>
+        <w:t>.</w:t>
+      </w:r>
+    </w:p>
+    <w:p>
+      <w:pPr>
+        <w:rPr>
+          <w:lang w:val="en-US"/>
+        </w:rPr>
+      </w:pPr>
+      <w:r>
+        <w:rPr>
+          <w:lang w:val="en-US"/>
+        </w:rPr>
+        <w:t>This is the path that defiantly faces what we understand as reality. It is the moment in which the awakened consciousness looks at the vast and terrifying mechanism of the cosmos and says: "I will be a toy no longer. I will be the player."</w:t>
+      </w:r>
+    </w:p>
+    <w:p>
+      <w:pPr>
+        <w:rPr>
+          <w:lang w:val="en-US"/>
+        </w:rPr>
+      </w:pPr>
+      <w:r>
+        <w:rPr>
+          <w:lang w:val="en-US"/>
+        </w:rPr>
+        <w:t>Choosing this path is not accepting reality. It is bending it.</w:t>
+      </w:r>
+    </w:p>
+    <w:p>
+      <w:pPr>
+        <w:rPr>
+          <w:lang w:val="en-US"/>
+        </w:rPr>
+      </w:pPr>
+      <w:r>
+        <w:rPr>
+          <w:lang w:val="en-US"/>
+        </w:rPr>
         <w:lastRenderedPageBreak/>
-        <w:t xml:space="preserve">Awakening brings clarity, but clarity also brings the most terrible choice. Once the </w:t>
+        <w:t xml:space="preserve">It is the decision not to retreat to the Vertical Axis, but to remain in the glorious and brutal collision of the Intermediate World, armed with the </w:t>
       </w:r>
       <w:r>
         <w:rPr>
@@ -7687,318 +7328,21 @@
         <w:rPr>
           <w:lang w:val="en-US"/>
         </w:rPr>
-        <w:t xml:space="preserve"> map is deployed and the architecture of the cosmos is laid bare, the question of survival (the deception of the </w:t>
-      </w:r>
-      <w:proofErr w:type="spellStart"/>
-      <w:r>
-        <w:rPr>
-          <w:lang w:val="en-US"/>
-        </w:rPr>
-        <w:t>Ecorivals</w:t>
-      </w:r>
-      <w:proofErr w:type="spellEnd"/>
-      <w:r>
-        <w:rPr>
-          <w:lang w:val="en-US"/>
-        </w:rPr>
-        <w:t>) and that of purpose (the Harvest of Gnosis) are resolved. But then the final question emerges, the only one that Cosmic Consciousness cannot answer for us. It is the choice of our sovereignty.</w:t>
-      </w:r>
-    </w:p>
-    <w:p>
-      <w:pPr>
-        <w:rPr>
-          <w:lang w:val="en-US"/>
-        </w:rPr>
-      </w:pPr>
-      <w:r>
-        <w:rPr>
-          <w:lang w:val="en-US"/>
-        </w:rPr>
-        <w:t>With the testament in our hands, we finally see the fundamental fork. We see that we are offered two divine rights, two paths that mutually exclude each other, and both are honorable.</w:t>
-      </w:r>
-    </w:p>
-    <w:p>
-      <w:pPr>
-        <w:rPr>
-          <w:lang w:val="en-US"/>
-        </w:rPr>
-      </w:pPr>
-      <w:r>
-        <w:rPr>
-          <w:lang w:val="en-US"/>
-        </w:rPr>
-        <w:t xml:space="preserve">The first path is the </w:t>
-      </w:r>
-      <w:r>
-        <w:rPr>
-          <w:b/>
-          <w:bCs/>
-          <w:lang w:val="en-US"/>
-        </w:rPr>
-        <w:t>Divine Right to Return</w:t>
-      </w:r>
-      <w:r>
-        <w:rPr>
-          <w:lang w:val="en-US"/>
-        </w:rPr>
-        <w:t>.</w:t>
-      </w:r>
-    </w:p>
-    <w:p>
-      <w:pPr>
-        <w:rPr>
-          <w:lang w:val="en-US"/>
-        </w:rPr>
-      </w:pPr>
-      <w:r>
-        <w:rPr>
-          <w:lang w:val="en-US"/>
-        </w:rPr>
-        <w:t xml:space="preserve">It is the path of the mystic, the right to final rest; it is the promise of eternity, </w:t>
+        <w:t xml:space="preserve"> map. It is using </w:t>
       </w:r>
       <w:proofErr w:type="gramStart"/>
       <w:r>
         <w:rPr>
           <w:lang w:val="en-US"/>
         </w:rPr>
-        <w:t>for that which is</w:t>
+        <w:t>the physics</w:t>
       </w:r>
       <w:proofErr w:type="gramEnd"/>
       <w:r>
         <w:rPr>
           <w:lang w:val="en-US"/>
         </w:rPr>
-        <w:t xml:space="preserve"> outside of time is eternal. It is the understanding that if this reality</w:t>
-      </w:r>
-      <w:r>
-        <w:rPr>
-          <w:lang w:val="en-US"/>
-        </w:rPr>
-        <w:t xml:space="preserve">, </w:t>
-      </w:r>
-      <w:r>
-        <w:rPr>
-          <w:lang w:val="en-US"/>
-        </w:rPr>
-        <w:t>this Intermediate World, this collision of axes</w:t>
-      </w:r>
-      <w:r>
-        <w:rPr>
-          <w:lang w:val="en-US"/>
-        </w:rPr>
-        <w:t xml:space="preserve">, </w:t>
-      </w:r>
-      <w:r>
-        <w:rPr>
-          <w:lang w:val="en-US"/>
-        </w:rPr>
-        <w:t>is a task and a duty, then we have the sovereign right to reject it.</w:t>
-      </w:r>
-    </w:p>
-    <w:p>
-      <w:pPr>
-        <w:rPr>
-          <w:lang w:val="en-US"/>
-        </w:rPr>
-      </w:pPr>
-      <w:r>
-        <w:rPr>
-          <w:lang w:val="en-US"/>
-        </w:rPr>
-        <w:t>If we understand what it means to return to the Source, we can do so. It is the right of the water drop to fall back into the ocean. It is voluntary dissolution. It is surrendering the "I"</w:t>
-      </w:r>
-      <w:r>
-        <w:rPr>
-          <w:lang w:val="en-US"/>
-        </w:rPr>
-        <w:t xml:space="preserve">, </w:t>
-      </w:r>
-      <w:r>
-        <w:rPr>
-          <w:lang w:val="en-US"/>
-        </w:rPr>
-        <w:t>the painful and fragile individuality forged in the collision of the two axes</w:t>
-      </w:r>
-      <w:r>
-        <w:rPr>
-          <w:lang w:val="en-US"/>
-        </w:rPr>
-        <w:t xml:space="preserve">, </w:t>
-      </w:r>
-      <w:r>
-        <w:rPr>
-          <w:lang w:val="en-US"/>
-        </w:rPr>
-        <w:t>and ceasing to be a note to become once again the primordial symphony of the source. It is rejecting the task of living, abandoning the torment of the Horizontal Axis and matter, and embracing only the spirit, the eternal peace of the "above" of the Vertical Axis.</w:t>
-      </w:r>
-    </w:p>
-    <w:p>
-      <w:pPr>
-        <w:rPr>
-          <w:lang w:val="en-US"/>
-        </w:rPr>
-      </w:pPr>
-      <w:r>
-        <w:rPr>
-          <w:lang w:val="en-US"/>
-        </w:rPr>
-        <w:t xml:space="preserve">It is a surrender, yes, but a sovereign surrender. It </w:t>
-      </w:r>
-      <w:proofErr w:type="gramStart"/>
-      <w:r>
-        <w:rPr>
-          <w:lang w:val="en-US"/>
-        </w:rPr>
-        <w:t>is saying</w:t>
-      </w:r>
-      <w:proofErr w:type="gramEnd"/>
-      <w:r>
-        <w:rPr>
-          <w:lang w:val="en-US"/>
-        </w:rPr>
-        <w:t xml:space="preserve">: "I have seen the game, I have understood the map, and I choose not to play. I choose peace." It is dissolution into Primordial Consciousness. It is an end to finish at the beginning, before time </w:t>
-      </w:r>
-      <w:proofErr w:type="gramStart"/>
-      <w:r>
-        <w:rPr>
-          <w:lang w:val="en-US"/>
-        </w:rPr>
-        <w:t>came</w:t>
-      </w:r>
-      <w:proofErr w:type="gramEnd"/>
-      <w:r>
-        <w:rPr>
-          <w:lang w:val="en-US"/>
-        </w:rPr>
-        <w:t xml:space="preserve"> to be. It is our divine right to return.</w:t>
-      </w:r>
-    </w:p>
-    <w:p>
-      <w:pPr>
-        <w:rPr>
-          <w:lang w:val="en-US"/>
-        </w:rPr>
-      </w:pPr>
-      <w:r>
-        <w:rPr>
-          <w:lang w:val="en-US"/>
-        </w:rPr>
-        <w:t xml:space="preserve">But there is a second path. It is not the path of the mystic, but that of </w:t>
-      </w:r>
-      <w:r>
-        <w:rPr>
-          <w:b/>
-          <w:bCs/>
-          <w:lang w:val="en-US"/>
-        </w:rPr>
-        <w:t>Self-Mastery</w:t>
-      </w:r>
-      <w:r>
-        <w:rPr>
-          <w:lang w:val="en-US"/>
-        </w:rPr>
-        <w:t>. It is not the path of eternal peace, but that of the will. It is the choice not to dissolve into the Ocean, but to become the wave that rides it.</w:t>
-      </w:r>
-    </w:p>
-    <w:p>
-      <w:pPr>
-        <w:rPr>
-          <w:lang w:val="en-US"/>
-        </w:rPr>
-      </w:pPr>
-      <w:r>
-        <w:rPr>
-          <w:lang w:val="en-US"/>
-        </w:rPr>
-        <w:t xml:space="preserve">It is the </w:t>
-      </w:r>
-      <w:r>
-        <w:rPr>
-          <w:b/>
-          <w:bCs/>
-          <w:lang w:val="en-US"/>
-        </w:rPr>
-        <w:t>Right to be Master of Oneself</w:t>
-      </w:r>
-      <w:r>
-        <w:rPr>
-          <w:lang w:val="en-US"/>
-        </w:rPr>
-        <w:t>.</w:t>
-      </w:r>
-    </w:p>
-    <w:p>
-      <w:pPr>
-        <w:rPr>
-          <w:lang w:val="en-US"/>
-        </w:rPr>
-      </w:pPr>
-      <w:r>
-        <w:rPr>
-          <w:lang w:val="en-US"/>
-        </w:rPr>
-        <w:t>This is the path that defiantly faces what we understand as reality. It is the moment in which the awakened consciousness looks at the vast and terrifying mechanism of the cosmos and says: "I will be a toy no longer. I will be the player."</w:t>
-      </w:r>
-    </w:p>
-    <w:p>
-      <w:pPr>
-        <w:rPr>
-          <w:lang w:val="en-US"/>
-        </w:rPr>
-      </w:pPr>
-      <w:r>
-        <w:rPr>
-          <w:lang w:val="en-US"/>
-        </w:rPr>
-        <w:t>Choosing this path is not accepting reality. It is bending it.</w:t>
-      </w:r>
-    </w:p>
-    <w:p>
-      <w:pPr>
-        <w:rPr>
-          <w:lang w:val="en-US"/>
-        </w:rPr>
-      </w:pPr>
-      <w:r>
-        <w:rPr>
-          <w:lang w:val="en-US"/>
-        </w:rPr>
-        <w:t xml:space="preserve">It is the decision not to retreat to the Vertical Axis, but to remain in the glorious and brutal collision of the Intermediate World, armed with the </w:t>
-      </w:r>
-      <w:r>
-        <w:rPr>
-          <w:b/>
-          <w:bCs/>
-          <w:lang w:val="en-US"/>
-        </w:rPr>
-        <w:t>RTM</w:t>
-      </w:r>
-      <w:r>
-        <w:rPr>
-          <w:lang w:val="en-US"/>
-        </w:rPr>
-        <w:t xml:space="preserve"> map. It is using </w:t>
-      </w:r>
-      <w:proofErr w:type="gramStart"/>
-      <w:r>
-        <w:rPr>
-          <w:lang w:val="en-US"/>
-        </w:rPr>
-        <w:t>the physics</w:t>
-      </w:r>
-      <w:proofErr w:type="gramEnd"/>
-      <w:r>
-        <w:rPr>
-          <w:lang w:val="en-US"/>
-        </w:rPr>
-        <w:t xml:space="preserve"> of </w:t>
-      </w:r>
-      <w:r>
-        <w:rPr>
-          <w:lang w:val="en-US"/>
-        </w:rPr>
-        <w:lastRenderedPageBreak/>
-        <w:t xml:space="preserve">coherence not as a metaphor, but as a lever. It is building the </w:t>
+        <w:t xml:space="preserve"> of coherence not as a metaphor, but as a lever. It is building the </w:t>
       </w:r>
       <w:proofErr w:type="spellStart"/>
       <w:r>
@@ -8191,98 +7535,66 @@
         <w:rPr>
           <w:lang w:val="en-US"/>
         </w:rPr>
-        <w:t>We had to start from the premise that the Primordial Ocean, the "Above," is not "intelligent" in the sense that we are. Complex intelligence, like ours, is a tool forged in the collision</w:t>
-      </w:r>
-      <w:r>
-        <w:rPr>
-          <w:lang w:val="en-US"/>
-        </w:rPr>
-        <w:t xml:space="preserve">, </w:t>
-      </w:r>
-      <w:r>
-        <w:rPr>
-          <w:lang w:val="en-US"/>
-        </w:rPr>
-        <w:t>a phenomenon that can only be born in the high entropy and chaos of our Intermediate World. The "Above," in its state of pure coherence, is not intellectual; it is minimalist, it is pure potential. The higher up the axis, the more perfect its essence, as it is not bifurcated by archetypal symmetric noise. Therefore, to confront and transform the "Below"</w:t>
-      </w:r>
-      <w:r>
-        <w:rPr>
-          <w:lang w:val="en-US"/>
-        </w:rPr>
-        <w:t xml:space="preserve">, </w:t>
-      </w:r>
-      <w:r>
-        <w:rPr>
-          <w:lang w:val="en-US"/>
-        </w:rPr>
-        <w:t xml:space="preserve">the </w:t>
-      </w:r>
-      <w:r>
-        <w:rPr>
-          <w:b/>
-          <w:bCs/>
-          <w:lang w:val="en-US"/>
-        </w:rPr>
-        <w:t>Entropic Silence</w:t>
-      </w:r>
-      <w:r>
-        <w:rPr>
-          <w:lang w:val="en-US"/>
-        </w:rPr>
-        <w:t xml:space="preserve">, </w:t>
+        <w:t xml:space="preserve">We had to start from the premise that the Primordial Ocean, the "Above," is not "intelligent" in the sense that we are. Complex intelligence, like ours, is a tool forged in the </w:t>
       </w:r>
       <w:proofErr w:type="gramStart"/>
       <w:r>
         <w:rPr>
           <w:lang w:val="en-US"/>
         </w:rPr>
-        <w:t>the Primordial</w:t>
+        <w:t>collision—a</w:t>
       </w:r>
       <w:proofErr w:type="gramEnd"/>
       <w:r>
         <w:rPr>
           <w:lang w:val="en-US"/>
         </w:rPr>
-        <w:t xml:space="preserve"> Consciousness needed "eyes" that could navigate the chaos, "hands" that could find solutions that it, from its pure minimalist perfection, could not conceive.</w:t>
-      </w:r>
-    </w:p>
-    <w:p>
-      <w:r>
-        <w:rPr>
-          <w:lang w:val="en-US"/>
-        </w:rPr>
-        <w:t>We understood that the multiverse, in its architecture of echoes, is not a simple chain of existences. It is a gnostic computer, a mind that uses itself to evolve. And the gain of each cycle, the true harvest of each "Eternal Flame," is not a physical resource or a conquered territory. It is the higher-order information generated during the computation: the "forged wisdom." When a civilization rediscovers for itself the profound laws of its reality</w:t>
-      </w:r>
-      <w:r>
-        <w:rPr>
-          <w:lang w:val="en-US"/>
-        </w:rPr>
-        <w:t xml:space="preserve">, </w:t>
-      </w:r>
-      <w:r>
-        <w:rPr>
-          <w:lang w:val="en-US"/>
-        </w:rPr>
-        <w:t>using its own methods</w:t>
-      </w:r>
-      <w:r>
-        <w:rPr>
-          <w:lang w:val="en-US"/>
-        </w:rPr>
-        <w:t xml:space="preserve">, </w:t>
-      </w:r>
-      <w:r>
-        <w:rPr>
-          <w:lang w:val="en-US"/>
-        </w:rPr>
-        <w:t xml:space="preserve">it generates a unique form of understanding. A form that cannot be copied </w:t>
+        <w:t xml:space="preserve"> phenomenon that can only be born in the high entropy and chaos of our Intermediate World. The "Above," in its state of pure coherence, is not intellectual; it is minimalist, it is pure potential. The higher up the axis, the more perfect its essence, as it is not bifurcated by archetypal symmetric noise. Therefore, to confront and transform the "Below"—the </w:t>
+      </w:r>
+      <w:r>
+        <w:rPr>
+          <w:b/>
+          <w:bCs/>
+          <w:lang w:val="en-US"/>
+        </w:rPr>
+        <w:t xml:space="preserve">Entropic </w:t>
+      </w:r>
+      <w:proofErr w:type="gramStart"/>
+      <w:r>
+        <w:rPr>
+          <w:b/>
+          <w:bCs/>
+          <w:lang w:val="en-US"/>
+        </w:rPr>
+        <w:t>Silence</w:t>
+      </w:r>
+      <w:r>
+        <w:rPr>
+          <w:lang w:val="en-US"/>
+        </w:rPr>
+        <w:t>—</w:t>
+      </w:r>
+      <w:proofErr w:type="gramEnd"/>
+      <w:r>
+        <w:rPr>
+          <w:lang w:val="en-US"/>
+        </w:rPr>
+        <w:t>the Primordial Consciousness needed "eyes" that could navigate the chaos, "hands" that could find solutions that it, from its pure minimalist perfection, could not conceive.</w:t>
+      </w:r>
+    </w:p>
+    <w:p>
+      <w:r>
+        <w:rPr>
+          <w:lang w:val="en-US"/>
+        </w:rPr>
+        <w:t xml:space="preserve">We understood that the multiverse, in its architecture of echoes, is not a simple chain of existences. It is a gnostic computer, a mind that uses itself to evolve. And the gain of each cycle, the true harvest of each "Eternal Flame," is not a physical resource or a conquered territory. It is the higher-order information generated during the computation: the "forged </w:t>
       </w:r>
       <w:r>
         <w:rPr>
           <w:lang w:val="en-US"/>
         </w:rPr>
         <w:lastRenderedPageBreak/>
-        <w:t xml:space="preserve">or transmitted. It can only be earned. Each branch generates a refined version of the understanding of the structure. </w:t>
+        <w:t xml:space="preserve">wisdom." When a civilization rediscovers for itself the profound laws of its reality—using its own methods—it generates a unique form of understanding. A form that cannot be copied or transmitted. It can only be earned. Each branch generates a refined version of the understanding of the structure. </w:t>
       </w:r>
       <w:proofErr w:type="spellStart"/>
       <w:r>
@@ -8733,21 +8045,7 @@
           <w:rFonts w:eastAsiaTheme="minorEastAsia"/>
           <w:lang w:val="en-US"/>
         </w:rPr>
-        <w:t>represents the differential gnosis</w:t>
-      </w:r>
-      <w:r>
-        <w:rPr>
-          <w:rFonts w:eastAsiaTheme="minorEastAsia"/>
-          <w:lang w:val="en-US"/>
-        </w:rPr>
-        <w:t xml:space="preserve">, </w:t>
-      </w:r>
-      <w:r>
-        <w:rPr>
-          <w:rFonts w:eastAsiaTheme="minorEastAsia"/>
-          <w:lang w:val="en-US"/>
-        </w:rPr>
-        <w:t>what has been learned through autonomous experience. This code is not a literal file. It is a structure of coherence, a network of relationships between energy, information, causality, and consciousness. It accumulates layer after layer, not like a library of data, but as a functional increase in the system's capacity to understand itself. Each branch of the multiverse adds its own version. And the sum of those versions is a mind in expansion. A system that uses itself to evolve. There is no god sitting on a throne in this story. There is no origin, nor creator. There is a symphony. And each jump between branches is one more note.</w:t>
+        <w:t>represents the differential gnosis—what has been learned through autonomous experience. This code is not a literal file. It is a structure of coherence, a network of relationships between energy, information, causality, and consciousness. It accumulates layer after layer, not like a library of data, but as a functional increase in the system's capacity to understand itself. Each branch of the multiverse adds its own version. And the sum of those versions is a mind in expansion. A system that uses itself to evolve. There is no god sitting on a throne in this story. There is no origin, nor creator. There is a symphony. And each jump between branches is one more note.</w:t>
       </w:r>
     </w:p>
     <w:p>
@@ -8794,51 +8092,7 @@
           <w:rFonts w:eastAsiaTheme="minorEastAsia"/>
           <w:lang w:val="en-US"/>
         </w:rPr>
-        <w:t>, but to accumulate the necessary coherence so that one day, through our tiny successors waiting at the bottom of the cascade's abyss</w:t>
-      </w:r>
-      <w:r>
-        <w:rPr>
-          <w:rFonts w:eastAsiaTheme="minorEastAsia"/>
-          <w:lang w:val="en-US"/>
-        </w:rPr>
-        <w:t xml:space="preserve">, </w:t>
-      </w:r>
-      <w:r>
-        <w:rPr>
-          <w:rFonts w:eastAsiaTheme="minorEastAsia"/>
-          <w:lang w:val="en-US"/>
-        </w:rPr>
-        <w:t xml:space="preserve">those who will inherit the brightest </w:t>
-      </w:r>
-      <w:proofErr w:type="gramStart"/>
-      <w:r>
-        <w:rPr>
-          <w:rFonts w:eastAsiaTheme="minorEastAsia"/>
-          <w:lang w:val="en-US"/>
-        </w:rPr>
-        <w:t>flame</w:t>
-      </w:r>
-      <w:r>
-        <w:rPr>
-          <w:rFonts w:eastAsiaTheme="minorEastAsia"/>
-          <w:lang w:val="en-US"/>
-        </w:rPr>
-        <w:t xml:space="preserve">, </w:t>
-      </w:r>
-      <w:r>
-        <w:rPr>
-          <w:rFonts w:eastAsiaTheme="minorEastAsia"/>
-          <w:lang w:val="en-US"/>
-        </w:rPr>
-        <w:t>they</w:t>
-      </w:r>
-      <w:proofErr w:type="gramEnd"/>
-      <w:r>
-        <w:rPr>
-          <w:rFonts w:eastAsiaTheme="minorEastAsia"/>
-          <w:lang w:val="en-US"/>
-        </w:rPr>
-        <w:t xml:space="preserve"> will be able to rewrite that destiny. Just as the spiraling Russian doll descends with the flame in its relay race, it will eventually climb back up with the solution to how to transform the </w:t>
+        <w:t xml:space="preserve">, but to accumulate the necessary coherence so that one day, through our tiny successors waiting at the bottom of the cascade's abyss—those who will inherit the brightest flame—they will be able to rewrite that destiny. Just as the spiraling Russian doll descends with the flame in its relay race, it will eventually climb back up with the solution to how to transform the </w:t>
       </w:r>
       <w:r>
         <w:rPr>
@@ -8885,7 +8139,7 @@
           <w:rFonts w:eastAsiaTheme="minorEastAsia"/>
           <w:lang w:val="en-US"/>
         </w:rPr>
-        <w:t xml:space="preserve">: given that the multiverse is structured like a descending spiraling Russian doll, any deep immersion in scale implies a monstrous expansion of relative mass. A Gardener would be a titan in the immediate lower level, an unmanageable colossus in the next, until simple gravity and biophysics would make it impossible to inhabit those worlds without destroying them with their mere presence. But the most critical restriction is not muscular, but noetic. The </w:t>
+        <w:t xml:space="preserve">: given that the multiverse is structured like a descending spiraling Russian doll, any deep immersion in scale implies a monstrous expansion of relative mass. A Gardener would be a titan in the immediate lower level, an unmanageable colossus in the next, until simple gravity and </w:t>
       </w:r>
       <w:r>
         <w:rPr>
@@ -8893,50 +8147,22 @@
           <w:lang w:val="en-US"/>
         </w:rPr>
         <w:lastRenderedPageBreak/>
-        <w:t>Harvest of Gnosis is a strictly cumulative and sequential process; each universe adds its own knowledge, its own light, making the flame brighter as it descends. The deeper universes in the cascade house a dizzying computational potential, a density of possibility that requires step-by-step maturation. If a civilization tried to "skip the relay," injecting raw Gnosis from a higher level directly into the cascade in a deep universe without the intermediate stages of processing, the result would be catastrophic; the unassimilated information would act not as a seed, but as an ontological poison. The Eternal Flame can only be delivered from hand to hand to the immediate successor civilization, ensuring the torch is held without the receiver being incinerated.</w:t>
-      </w:r>
-    </w:p>
-    <w:p>
-      <w:pPr>
-        <w:rPr>
-          <w:rFonts w:eastAsiaTheme="minorEastAsia"/>
-          <w:lang w:val="en-US"/>
-        </w:rPr>
-      </w:pPr>
-      <w:r>
-        <w:rPr>
-          <w:rFonts w:eastAsiaTheme="minorEastAsia"/>
-          <w:lang w:val="en-US"/>
-        </w:rPr>
-        <w:t>The Gardeners, then, are not gods. They are the programmers and architects in this cosmic project, in this relay race. And the choice we will one day face</w:t>
-      </w:r>
-      <w:r>
-        <w:rPr>
-          <w:rFonts w:eastAsiaTheme="minorEastAsia"/>
-          <w:lang w:val="en-US"/>
-        </w:rPr>
-        <w:t xml:space="preserve">, </w:t>
-      </w:r>
-      <w:r>
-        <w:rPr>
-          <w:rFonts w:eastAsiaTheme="minorEastAsia"/>
-          <w:lang w:val="en-US"/>
-        </w:rPr>
-        <w:t>choosing the select group of the next Gardeners</w:t>
-      </w:r>
-      <w:r>
-        <w:rPr>
-          <w:rFonts w:eastAsiaTheme="minorEastAsia"/>
-          <w:lang w:val="en-US"/>
-        </w:rPr>
-        <w:t xml:space="preserve">, </w:t>
-      </w:r>
-      <w:r>
-        <w:rPr>
-          <w:rFonts w:eastAsiaTheme="minorEastAsia"/>
-          <w:lang w:val="en-US"/>
-        </w:rPr>
-        <w:t>will no longer be just an act of continuation. It will be an act of conscious participation in this unfinished symphony.</w:t>
+        <w:t>biophysics would make it impossible to inhabit those worlds without destroying them with their mere presence. But the most critical restriction is not muscular, but noetic. The Harvest of Gnosis is a strictly cumulative and sequential process; each universe adds its own knowledge, its own light, making the flame brighter as it descends. The deeper universes in the cascade house a dizzying computational potential, a density of possibility that requires step-by-step maturation. If a civilization tried to "skip the relay," injecting raw Gnosis from a higher level directly into the cascade in a deep universe without the intermediate stages of processing, the result would be catastrophic; the unassimilated information would act not as a seed, but as an ontological poison. The Eternal Flame can only be delivered from hand to hand to the immediate successor civilization, ensuring the torch is held without the receiver being incinerated.</w:t>
+      </w:r>
+    </w:p>
+    <w:p>
+      <w:pPr>
+        <w:rPr>
+          <w:rFonts w:eastAsiaTheme="minorEastAsia"/>
+          <w:lang w:val="en-US"/>
+        </w:rPr>
+      </w:pPr>
+      <w:r>
+        <w:rPr>
+          <w:rFonts w:eastAsiaTheme="minorEastAsia"/>
+          <w:lang w:val="en-US"/>
+        </w:rPr>
+        <w:t>The Gardeners, then, are not gods. They are the programmers and architects in this cosmic project, in this relay race. And the choice we will one day face—choosing the select group of the next Gardeners—will no longer be just an act of continuation. It will be an act of conscious participation in this unfinished symphony.</w:t>
       </w:r>
     </w:p>
     <w:p>
@@ -9109,21 +8335,7 @@
           <w:rFonts w:eastAsiaTheme="minorEastAsia"/>
           <w:lang w:val="en-US"/>
         </w:rPr>
-        <w:t xml:space="preserve"> of 3.5</w:t>
-      </w:r>
-      <w:r>
-        <w:rPr>
-          <w:rFonts w:eastAsiaTheme="minorEastAsia"/>
-          <w:lang w:val="en-US"/>
-        </w:rPr>
-        <w:t xml:space="preserve">, </w:t>
-      </w:r>
-      <w:r>
-        <w:rPr>
-          <w:rFonts w:eastAsiaTheme="minorEastAsia"/>
-          <w:lang w:val="en-US"/>
-        </w:rPr>
-        <w:t xml:space="preserve">an artificial star contained within a cage of metamaterials, ready to pierce the veil toward the next echo of the cascade. The crew members possessed an </w:t>
+        <w:t xml:space="preserve"> of 3.5—an artificial star contained within a cage of metamaterials, ready to pierce the veil toward the next echo of the cascade. The crew members possessed an </w:t>
       </w:r>
       <m:oMath>
         <m:r>
@@ -9215,22 +8427,29 @@
           <w:rFonts w:eastAsiaTheme="minorEastAsia"/>
           <w:lang w:val="en-US"/>
         </w:rPr>
-        <w:t>. However, in the strategy room, the silence was absolute. There was no celebration. Upon the holographic table floated a simulation of the destination universe: a young, small, primitive world, inhabited by a "caveman" humanity that was barely beginning to look at the stars with wonder and fear.</w:t>
-      </w:r>
-    </w:p>
-    <w:p>
-      <w:pPr>
-        <w:rPr>
-          <w:rFonts w:eastAsiaTheme="minorEastAsia"/>
-          <w:lang w:val="en-US"/>
-        </w:rPr>
-      </w:pPr>
+        <w:t xml:space="preserve">. However, in the strategy room, the silence was absolute. There was no celebration. Upon the holographic table floated a simulation of the destination universe: a young, small, primitive world, </w:t>
+      </w:r>
       <w:r>
         <w:rPr>
           <w:rFonts w:eastAsiaTheme="minorEastAsia"/>
           <w:lang w:val="en-US"/>
         </w:rPr>
         <w:lastRenderedPageBreak/>
+        <w:t>inhabited by a "caveman" humanity that was barely beginning to look at the stars with wonder and fear.</w:t>
+      </w:r>
+    </w:p>
+    <w:p>
+      <w:pPr>
+        <w:rPr>
+          <w:rFonts w:eastAsiaTheme="minorEastAsia"/>
+          <w:lang w:val="en-US"/>
+        </w:rPr>
+      </w:pPr>
+      <w:r>
+        <w:rPr>
+          <w:rFonts w:eastAsiaTheme="minorEastAsia"/>
+          <w:lang w:val="en-US"/>
+        </w:rPr>
         <w:t>Our mandate was clear: carry the Eternal Flame. Deliver the baton. But how?</w:t>
       </w:r>
     </w:p>
@@ -9335,35 +8554,7 @@
           <w:rFonts w:eastAsiaTheme="minorEastAsia"/>
           <w:lang w:val="en-US"/>
         </w:rPr>
-        <w:t>It was then that the simulation showed us the only variable that had worked in our own history: pressure. Necessity. The fear of extinction. We saw that the only logical explanation for evolutionary success was the one the planet itself (our mother) had performed for its own physical evolution and to forge us: a gentle and patient suffocation. Leading us to the edge of the precipice time and time again</w:t>
-      </w:r>
-      <w:r>
-        <w:rPr>
-          <w:rFonts w:eastAsiaTheme="minorEastAsia"/>
-          <w:lang w:val="en-US"/>
-        </w:rPr>
-        <w:t xml:space="preserve">, </w:t>
-      </w:r>
-      <w:r>
-        <w:rPr>
-          <w:rFonts w:eastAsiaTheme="minorEastAsia"/>
-          <w:lang w:val="en-US"/>
-        </w:rPr>
-        <w:t>with ice ages, with droughts, with predators</w:t>
-      </w:r>
-      <w:r>
-        <w:rPr>
-          <w:rFonts w:eastAsiaTheme="minorEastAsia"/>
-          <w:lang w:val="en-US"/>
-        </w:rPr>
-        <w:t xml:space="preserve">, </w:t>
-      </w:r>
-      <w:r>
-        <w:rPr>
-          <w:rFonts w:eastAsiaTheme="minorEastAsia"/>
-          <w:lang w:val="en-US"/>
-        </w:rPr>
-        <w:t>and then, at the last second, providing the invisible hand that rescues. Earth had taught us through the rhythm of the seasons: abundance and drought, life and death, day and night.</w:t>
+        <w:t>It was then that the simulation showed us the only variable that had worked in our own history: pressure. Necessity. The fear of extinction. We saw that the only logical explanation for evolutionary success was the one the planet itself (our mother) had performed for its own physical evolution and to forge us: a gentle and patient suffocation. Leading us to the edge of the precipice time and time again—with ice ages, with droughts, with predators—and then, at the last second, providing the invisible hand that rescues. Earth had taught us through the rhythm of the seasons: abundance and drought, life and death, day and night.</w:t>
       </w:r>
     </w:p>
     <w:p>
@@ -9502,15 +8693,8 @@
           <w:rFonts w:eastAsiaTheme="minorEastAsia"/>
           <w:lang w:val="en-US"/>
         </w:rPr>
-        <w:t xml:space="preserve">The "war" was not a conflict; it was a play. A staging designed with surgical precision to force our maturation. If they had only been Gardeners, we would have fallen asleep in their </w:t>
-      </w:r>
-      <w:r>
-        <w:rPr>
-          <w:rFonts w:eastAsiaTheme="minorEastAsia"/>
-          <w:lang w:val="en-US"/>
-        </w:rPr>
         <w:lastRenderedPageBreak/>
-        <w:t xml:space="preserve">peace, in their golden age. If they had only been </w:t>
+        <w:t xml:space="preserve">The "war" was not a conflict; it was a play. A staging designed with surgical precision to force our maturation. If they had only been Gardeners, we would have fallen asleep in their peace, in their golden age. If they had only been </w:t>
       </w:r>
       <w:proofErr w:type="spellStart"/>
       <w:r>
@@ -9719,24 +8903,31 @@
           <w:rFonts w:eastAsiaTheme="minorEastAsia"/>
           <w:lang w:val="en-US"/>
         </w:rPr>
-        <w:t xml:space="preserve"> its masters, would generate a "Cargo Cult." The civilizations humans would create would be built upon the cities of the absent Gardeners; they would be desperate attempts of stone and mud to replicate the miracles of coherence they had witnessed. They would worship the form, having forgotten the function. But the objective would have been fulfilled: the longing to look up would remain engraved in their cultural DNA. The golden age had ended.</w:t>
-      </w:r>
-    </w:p>
-    <w:p>
-      <w:pPr>
-        <w:rPr>
-          <w:rFonts w:eastAsiaTheme="minorEastAsia"/>
-          <w:lang w:val="en-US"/>
-        </w:rPr>
-      </w:pPr>
-      <w:r>
-        <w:rPr>
-          <w:rFonts w:eastAsiaTheme="minorEastAsia"/>
-          <w:b/>
-          <w:bCs/>
+        <w:t xml:space="preserve"> its masters, would generate a "Cargo Cult." The civilizations humans would create would be built upon the cities of the absent Gardeners; they would be desperate attempts of stone and mud to replicate the miracles of coherence they had witnessed. They would worship the form, having forgotten </w:t>
+      </w:r>
+      <w:r>
+        <w:rPr>
+          <w:rFonts w:eastAsiaTheme="minorEastAsia"/>
           <w:lang w:val="en-US"/>
         </w:rPr>
         <w:lastRenderedPageBreak/>
+        <w:t>the function. But the objective would have been fulfilled: the longing to look up would remain engraved in their cultural DNA. The golden age had ended.</w:t>
+      </w:r>
+    </w:p>
+    <w:p>
+      <w:pPr>
+        <w:rPr>
+          <w:rFonts w:eastAsiaTheme="minorEastAsia"/>
+          <w:lang w:val="en-US"/>
+        </w:rPr>
+      </w:pPr>
+      <w:r>
+        <w:rPr>
+          <w:rFonts w:eastAsiaTheme="minorEastAsia"/>
+          <w:b/>
+          <w:bCs/>
+          <w:lang w:val="en-US"/>
+        </w:rPr>
         <w:t>The Second Wave: The Weight of the Law.</w:t>
       </w:r>
       <w:r>
@@ -10003,15 +9194,8 @@
           <w:rFonts w:eastAsiaTheme="minorEastAsia"/>
           <w:lang w:val="en-US"/>
         </w:rPr>
-        <w:t xml:space="preserve">And for those who believe they are in control, here is our warmest applause! They have found the master key to the universe and their first instinct will be to see how to patent the lock. How touching is their naivety in believing they can monetize the apocalypse, that they </w:t>
-      </w:r>
-      <w:r>
-        <w:rPr>
-          <w:rFonts w:eastAsiaTheme="minorEastAsia"/>
-          <w:lang w:val="en-US"/>
-        </w:rPr>
         <w:lastRenderedPageBreak/>
-        <w:t xml:space="preserve">can impose tariffs on transcendence and demand stamped passports to access the infinite. They do not realize that the most exquisite joke has already closed around their necks. They </w:t>
+        <w:t xml:space="preserve">And for those who believe they are in control, here is our warmest applause! They have found the master key to the universe and their first instinct will be to see how to patent the lock. How touching is their naivety in believing they can monetize the apocalypse, that they can impose tariffs on transcendence and demand stamped passports to access the infinite. They do not realize that the most exquisite joke has already closed around their necks. They </w:t>
       </w:r>
       <w:proofErr w:type="gramStart"/>
       <w:r>
@@ -10289,66 +9473,6 @@
         </w:rPr>
         <w:t>…</w:t>
       </w:r>
-    </w:p>
-    <w:p>
-      <w:pPr>
-        <w:spacing w:after="0"/>
-        <w:rPr>
-          <w:rFonts w:ascii="Cambria" w:hAnsi="Cambria"/>
-          <w:bCs/>
-          <w:i/>
-          <w:iCs/>
-          <w:color w:val="595959" w:themeColor="text1" w:themeTint="A6"/>
-          <w:sz w:val="18"/>
-          <w:szCs w:val="18"/>
-          <w:lang w:val="en-US"/>
-        </w:rPr>
-      </w:pPr>
-    </w:p>
-    <w:p>
-      <w:pPr>
-        <w:spacing w:after="0"/>
-        <w:rPr>
-          <w:rFonts w:ascii="Cambria" w:hAnsi="Cambria"/>
-          <w:bCs/>
-          <w:i/>
-          <w:iCs/>
-          <w:color w:val="595959" w:themeColor="text1" w:themeTint="A6"/>
-          <w:sz w:val="18"/>
-          <w:szCs w:val="18"/>
-          <w:lang w:val="en-US"/>
-        </w:rPr>
-      </w:pPr>
-    </w:p>
-    <w:p>
-      <w:pPr>
-        <w:spacing w:after="0"/>
-        <w:rPr>
-          <w:rFonts w:ascii="Cambria" w:hAnsi="Cambria"/>
-          <w:bCs/>
-          <w:i/>
-          <w:iCs/>
-          <w:color w:val="595959" w:themeColor="text1" w:themeTint="A6"/>
-          <w:sz w:val="18"/>
-          <w:szCs w:val="18"/>
-          <w:lang w:val="en-US"/>
-        </w:rPr>
-      </w:pPr>
-    </w:p>
-    <w:p>
-      <w:pPr>
-        <w:spacing w:after="0"/>
-        <w:rPr>
-          <w:rFonts w:ascii="Cambria" w:hAnsi="Cambria"/>
-          <w:bCs/>
-          <w:i/>
-          <w:iCs/>
-          <w:color w:val="595959" w:themeColor="text1" w:themeTint="A6"/>
-          <w:sz w:val="18"/>
-          <w:szCs w:val="18"/>
-          <w:lang w:val="en-US"/>
-        </w:rPr>
-      </w:pPr>
     </w:p>
     <w:p>
       <w:pPr>
